--- a/files/cv.docx
+++ b/files/cv.docx
@@ -84,20 +84,36 @@
                               </w:rPr>
                               <w:t xml:space="preserve">Computer Science, </w:t>
                             </w:r>
+                            <w:bookmarkStart w:id="0" w:name="_Hlk240798881"/>
+                            <w:r>
+                              <w:rPr>
+                                <w:rFonts w:ascii="Times New Roman" w:hAnsi="Times New Roman" w:cs="Times New Roman" w:hint="eastAsia"/>
+                                <w:szCs w:val="21"/>
+                              </w:rPr>
+                              <w:t xml:space="preserve">Zhejiang </w:t>
+                            </w:r>
                             <w:r>
                               <w:rPr>
                                 <w:rFonts w:ascii="Times New Roman" w:hAnsi="Times New Roman" w:cs="Times New Roman"/>
                                 <w:szCs w:val="21"/>
                               </w:rPr>
-                              <w:t>University of Massachusetts Amherst, MA</w:t>
+                              <w:t xml:space="preserve">University of </w:t>
                             </w:r>
+                            <w:r>
+                              <w:rPr>
+                                <w:rFonts w:ascii="Times New Roman" w:hAnsi="Times New Roman" w:cs="Times New Roman" w:hint="eastAsia"/>
+                                <w:szCs w:val="21"/>
+                              </w:rPr>
+                              <w:t>Technology</w:t>
+                            </w:r>
+                            <w:bookmarkEnd w:id="0"/>
                           </w:p>
                           <w:p>
                             <w:pPr>
                               <w:wordWrap w:val="0"/>
                               <w:jc w:val="right"/>
                               <w:rPr>
-                                <w:rFonts w:ascii="Times New Roman" w:hAnsi="Times New Roman" w:cs="Times New Roman"/>
+                                <w:rFonts w:ascii="Times New Roman" w:hAnsi="Times New Roman" w:cs="Times New Roman" w:hint="eastAsia"/>
                                 <w:szCs w:val="21"/>
                               </w:rPr>
                             </w:pPr>
@@ -125,11 +141,11 @@
                             <w:hyperlink r:id="rId7" w:history="1">
                               <w:r>
                                 <w:rPr>
-                                  <w:rStyle w:val="Hyperlink"/>
-                                  <w:rFonts w:ascii="Times New Roman" w:hAnsi="Times New Roman" w:cs="Times New Roman"/>
+                                  <w:rStyle w:val="a8"/>
+                                  <w:rFonts w:ascii="Times New Roman" w:hAnsi="Times New Roman" w:cs="Times New Roman" w:hint="eastAsia"/>
                                   <w:szCs w:val="21"/>
                                 </w:rPr>
-                                <w:t>lijunzhang@umass.edu</w:t>
+                                <w:t>lijunzhang@zjut.edu.cn</w:t>
                               </w:r>
                             </w:hyperlink>
                           </w:p>
@@ -152,7 +168,7 @@
                             <w:hyperlink r:id="rId8" w:history="1">
                               <w:r>
                                 <w:rPr>
-                                  <w:rStyle w:val="Hyperlink"/>
+                                  <w:rStyle w:val="a8"/>
                                   <w:rFonts w:ascii="Times New Roman" w:hAnsi="Times New Roman" w:cs="Times New Roman"/>
                                   <w:szCs w:val="21"/>
                                 </w:rPr>
@@ -202,20 +218,36 @@
                         </w:rPr>
                         <w:t xml:space="preserve">Computer Science, </w:t>
                       </w:r>
+                      <w:bookmarkStart w:id="1" w:name="_Hlk240798881"/>
+                      <w:r>
+                        <w:rPr>
+                          <w:rFonts w:ascii="Times New Roman" w:hAnsi="Times New Roman" w:cs="Times New Roman" w:hint="eastAsia"/>
+                          <w:szCs w:val="21"/>
+                        </w:rPr>
+                        <w:t xml:space="preserve">Zhejiang </w:t>
+                      </w:r>
                       <w:r>
                         <w:rPr>
                           <w:rFonts w:ascii="Times New Roman" w:hAnsi="Times New Roman" w:cs="Times New Roman"/>
                           <w:szCs w:val="21"/>
                         </w:rPr>
-                        <w:t>University of Massachusetts Amherst, MA</w:t>
+                        <w:t xml:space="preserve">University of </w:t>
                       </w:r>
+                      <w:r>
+                        <w:rPr>
+                          <w:rFonts w:ascii="Times New Roman" w:hAnsi="Times New Roman" w:cs="Times New Roman" w:hint="eastAsia"/>
+                          <w:szCs w:val="21"/>
+                        </w:rPr>
+                        <w:t>Technology</w:t>
+                      </w:r>
+                      <w:bookmarkEnd w:id="1"/>
                     </w:p>
                     <w:p>
                       <w:pPr>
                         <w:wordWrap w:val="0"/>
                         <w:jc w:val="right"/>
                         <w:rPr>
-                          <w:rFonts w:ascii="Times New Roman" w:hAnsi="Times New Roman" w:cs="Times New Roman"/>
+                          <w:rFonts w:ascii="Times New Roman" w:hAnsi="Times New Roman" w:cs="Times New Roman" w:hint="eastAsia"/>
                           <w:szCs w:val="21"/>
                         </w:rPr>
                       </w:pPr>
@@ -243,11 +275,11 @@
                       <w:hyperlink r:id="rId9" w:history="1">
                         <w:r>
                           <w:rPr>
-                            <w:rStyle w:val="Hyperlink"/>
-                            <w:rFonts w:ascii="Times New Roman" w:hAnsi="Times New Roman" w:cs="Times New Roman"/>
+                            <w:rStyle w:val="a8"/>
+                            <w:rFonts w:ascii="Times New Roman" w:hAnsi="Times New Roman" w:cs="Times New Roman" w:hint="eastAsia"/>
                             <w:szCs w:val="21"/>
                           </w:rPr>
-                          <w:t>lijunzhang@umass.edu</w:t>
+                          <w:t>lijunzhang@zjut.edu.cn</w:t>
                         </w:r>
                       </w:hyperlink>
                     </w:p>
@@ -270,7 +302,7 @@
                       <w:hyperlink r:id="rId10" w:history="1">
                         <w:r>
                           <w:rPr>
-                            <w:rStyle w:val="Hyperlink"/>
+                            <w:rStyle w:val="a8"/>
                             <w:rFonts w:ascii="Times New Roman" w:hAnsi="Times New Roman" w:cs="Times New Roman"/>
                             <w:szCs w:val="21"/>
                           </w:rPr>
@@ -312,6 +344,350 @@
           <w:b/>
           <w:sz w:val="24"/>
           <w:szCs w:val="24"/>
+        </w:rPr>
+      </w:pPr>
+    </w:p>
+    <w:p>
+      <w:pPr>
+        <w:spacing w:line="276" w:lineRule="auto"/>
+        <w:rPr>
+          <w:rFonts w:ascii="Times New Roman" w:hAnsi="Times New Roman" w:cs="Times New Roman" w:hint="eastAsia"/>
+          <w:b/>
+          <w:sz w:val="24"/>
+          <w:szCs w:val="24"/>
+        </w:rPr>
+      </w:pPr>
+      <w:r>
+        <w:rPr>
+          <w:rFonts w:ascii="Times New Roman" w:hAnsi="Times New Roman" w:cs="Times New Roman"/>
+          <w:b/>
+          <w:noProof/>
+          <w:sz w:val="52"/>
+          <w:szCs w:val="52"/>
+        </w:rPr>
+        <mc:AlternateContent>
+          <mc:Choice Requires="wps">
+            <w:drawing>
+              <wp:anchor distT="0" distB="0" distL="114300" distR="114300" simplePos="0" relativeHeight="251687424" behindDoc="0" locked="0" layoutInCell="1" allowOverlap="1" wp14:anchorId="791723C0" wp14:editId="07C3857F">
+                <wp:simplePos x="0" y="0"/>
+                <wp:positionH relativeFrom="column">
+                  <wp:posOffset>-20955</wp:posOffset>
+                </wp:positionH>
+                <wp:positionV relativeFrom="paragraph">
+                  <wp:posOffset>212354</wp:posOffset>
+                </wp:positionV>
+                <wp:extent cx="5829300" cy="2540"/>
+                <wp:effectExtent l="0" t="0" r="19050" b="35560"/>
+                <wp:wrapNone/>
+                <wp:docPr id="1234118705" name="直接连接符 1"/>
+                <wp:cNvGraphicFramePr/>
+                <a:graphic xmlns:a="http://schemas.openxmlformats.org/drawingml/2006/main">
+                  <a:graphicData uri="http://schemas.microsoft.com/office/word/2010/wordprocessingShape">
+                    <wps:wsp>
+                      <wps:cNvCnPr/>
+                      <wps:spPr>
+                        <a:xfrm flipV="1">
+                          <a:off x="0" y="0"/>
+                          <a:ext cx="5829300" cy="2540"/>
+                        </a:xfrm>
+                        <a:prstGeom prst="line">
+                          <a:avLst/>
+                        </a:prstGeom>
+                      </wps:spPr>
+                      <wps:style>
+                        <a:lnRef idx="1">
+                          <a:schemeClr val="dk1"/>
+                        </a:lnRef>
+                        <a:fillRef idx="0">
+                          <a:schemeClr val="dk1"/>
+                        </a:fillRef>
+                        <a:effectRef idx="0">
+                          <a:schemeClr val="dk1"/>
+                        </a:effectRef>
+                        <a:fontRef idx="minor">
+                          <a:schemeClr val="tx1"/>
+                        </a:fontRef>
+                      </wps:style>
+                      <wps:bodyPr/>
+                    </wps:wsp>
+                  </a:graphicData>
+                </a:graphic>
+                <wp14:sizeRelH relativeFrom="margin">
+                  <wp14:pctWidth>0</wp14:pctWidth>
+                </wp14:sizeRelH>
+                <wp14:sizeRelV relativeFrom="margin">
+                  <wp14:pctHeight>0</wp14:pctHeight>
+                </wp14:sizeRelV>
+              </wp:anchor>
+            </w:drawing>
+          </mc:Choice>
+          <mc:Fallback>
+            <w:pict>
+              <v:line w14:anchorId="65995627" id="直接连接符 1" o:spid="_x0000_s1026" style="position:absolute;flip:y;z-index:251687424;visibility:visible;mso-wrap-style:square;mso-width-percent:0;mso-height-percent:0;mso-wrap-distance-left:9pt;mso-wrap-distance-top:0;mso-wrap-distance-right:9pt;mso-wrap-distance-bottom:0;mso-position-horizontal:absolute;mso-position-horizontal-relative:text;mso-position-vertical:absolute;mso-position-vertical-relative:text;mso-width-percent:0;mso-height-percent:0;mso-width-relative:margin;mso-height-relative:margin" from="-1.65pt,16.7pt" to="457.35pt,16.9pt" o:gfxdata="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" strokecolor="black [3200]" strokeweight=".5pt">
+                <v:stroke joinstyle="miter"/>
+              </v:line>
+            </w:pict>
+          </mc:Fallback>
+        </mc:AlternateContent>
+      </w:r>
+      <w:r>
+        <w:rPr>
+          <w:rFonts w:ascii="Times New Roman" w:hAnsi="Times New Roman" w:cs="Times New Roman"/>
+          <w:b/>
+          <w:noProof/>
+        </w:rPr>
+        <mc:AlternateContent>
+          <mc:Choice Requires="wps">
+            <w:drawing>
+              <wp:anchor distT="45720" distB="45720" distL="114300" distR="114300" simplePos="0" relativeHeight="251686400" behindDoc="1" locked="0" layoutInCell="1" allowOverlap="1" wp14:anchorId="72E51FA4" wp14:editId="5AFBD3DB">
+                <wp:simplePos x="0" y="0"/>
+                <wp:positionH relativeFrom="column">
+                  <wp:posOffset>2743835</wp:posOffset>
+                </wp:positionH>
+                <wp:positionV relativeFrom="paragraph">
+                  <wp:posOffset>166066</wp:posOffset>
+                </wp:positionV>
+                <wp:extent cx="3100705" cy="476250"/>
+                <wp:effectExtent l="0" t="0" r="4445" b="0"/>
+                <wp:wrapNone/>
+                <wp:docPr id="424370277" name="文本框 4"/>
+                <wp:cNvGraphicFramePr>
+                  <a:graphicFrameLocks xmlns:a="http://schemas.openxmlformats.org/drawingml/2006/main"/>
+                </wp:cNvGraphicFramePr>
+                <a:graphic xmlns:a="http://schemas.openxmlformats.org/drawingml/2006/main">
+                  <a:graphicData uri="http://schemas.microsoft.com/office/word/2010/wordprocessingShape">
+                    <wps:wsp>
+                      <wps:cNvSpPr txBox="1">
+                        <a:spLocks noChangeArrowheads="1"/>
+                      </wps:cNvSpPr>
+                      <wps:spPr bwMode="auto">
+                        <a:xfrm>
+                          <a:off x="0" y="0"/>
+                          <a:ext cx="3100705" cy="476250"/>
+                        </a:xfrm>
+                        <a:prstGeom prst="rect">
+                          <a:avLst/>
+                        </a:prstGeom>
+                        <a:solidFill>
+                          <a:srgbClr val="FFFFFF"/>
+                        </a:solidFill>
+                        <a:ln w="9525">
+                          <a:noFill/>
+                          <a:miter lim="800000"/>
+                          <a:headEnd/>
+                          <a:tailEnd/>
+                        </a:ln>
+                      </wps:spPr>
+                      <wps:txbx>
+                        <w:txbxContent>
+                          <w:p>
+                            <w:pPr>
+                              <w:jc w:val="right"/>
+                              <w:rPr>
+                                <w:rFonts w:ascii="Times New Roman" w:hAnsi="Times New Roman" w:cs="Times New Roman"/>
+                                <w:szCs w:val="21"/>
+                              </w:rPr>
+                            </w:pPr>
+                            <w:r>
+                              <w:rPr>
+                                <w:rFonts w:ascii="Times New Roman" w:hAnsi="Times New Roman" w:cs="Times New Roman" w:hint="eastAsia"/>
+                                <w:szCs w:val="21"/>
+                              </w:rPr>
+                              <w:t>Aug</w:t>
+                            </w:r>
+                            <w:r>
+                              <w:rPr>
+                                <w:rFonts w:ascii="Times New Roman" w:hAnsi="Times New Roman" w:cs="Times New Roman"/>
+                                <w:szCs w:val="21"/>
+                              </w:rPr>
+                              <w:t>.20</w:t>
+                            </w:r>
+                            <w:r>
+                              <w:rPr>
+                                <w:rFonts w:ascii="Times New Roman" w:hAnsi="Times New Roman" w:cs="Times New Roman" w:hint="eastAsia"/>
+                                <w:szCs w:val="21"/>
+                              </w:rPr>
+                              <w:t>26</w:t>
+                            </w:r>
+                            <w:r>
+                              <w:rPr>
+                                <w:rFonts w:ascii="Times New Roman" w:hAnsi="Times New Roman" w:cs="Times New Roman"/>
+                                <w:szCs w:val="21"/>
+                              </w:rPr>
+                              <w:t xml:space="preserve"> – </w:t>
+                            </w:r>
+                            <w:r>
+                              <w:rPr>
+                                <w:rFonts w:ascii="Times New Roman" w:hAnsi="Times New Roman" w:cs="Times New Roman"/>
+                                <w:szCs w:val="21"/>
+                              </w:rPr>
+                              <w:t>Present</w:t>
+                            </w:r>
+                          </w:p>
+                          <w:p>
+                            <w:pPr>
+                              <w:jc w:val="right"/>
+                              <w:rPr>
+                                <w:rFonts w:ascii="Times New Roman" w:hAnsi="Times New Roman" w:cs="Times New Roman"/>
+                                <w:szCs w:val="21"/>
+                              </w:rPr>
+                            </w:pPr>
+                          </w:p>
+                        </w:txbxContent>
+                      </wps:txbx>
+                      <wps:bodyPr rot="0" vert="horz" wrap="square" lIns="91440" tIns="45720" rIns="91440" bIns="45720" anchor="t" anchorCtr="0">
+                        <a:noAutofit/>
+                      </wps:bodyPr>
+                    </wps:wsp>
+                  </a:graphicData>
+                </a:graphic>
+                <wp14:sizeRelH relativeFrom="margin">
+                  <wp14:pctWidth>0</wp14:pctWidth>
+                </wp14:sizeRelH>
+                <wp14:sizeRelV relativeFrom="margin">
+                  <wp14:pctHeight>0</wp14:pctHeight>
+                </wp14:sizeRelV>
+              </wp:anchor>
+            </w:drawing>
+          </mc:Choice>
+          <mc:Fallback>
+            <w:pict>
+              <v:shape w14:anchorId="72E51FA4" id="文本框 4" o:spid="_x0000_s1027" type="#_x0000_t202" style="position:absolute;left:0;text-align:left;margin-left:216.05pt;margin-top:13.1pt;width:244.15pt;height:37.5pt;z-index:-251630080;visibility:visible;mso-wrap-style:square;mso-width-percent:0;mso-height-percent:0;mso-wrap-distance-left:9pt;mso-wrap-distance-top:3.6pt;mso-wrap-distance-right:9pt;mso-wrap-distance-bottom:3.6pt;mso-position-horizontal:absolute;mso-position-horizontal-relative:text;mso-position-vertical:absolute;mso-position-vertical-relative:text;mso-width-percent:0;mso-height-percent:0;mso-width-relative:margin;mso-height-relative:margin;v-text-anchor:top" o:gfxdata="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" stroked="f">
+                <v:textbox>
+                  <w:txbxContent>
+                    <w:p>
+                      <w:pPr>
+                        <w:jc w:val="right"/>
+                        <w:rPr>
+                          <w:rFonts w:ascii="Times New Roman" w:hAnsi="Times New Roman" w:cs="Times New Roman"/>
+                          <w:szCs w:val="21"/>
+                        </w:rPr>
+                      </w:pPr>
+                      <w:r>
+                        <w:rPr>
+                          <w:rFonts w:ascii="Times New Roman" w:hAnsi="Times New Roman" w:cs="Times New Roman" w:hint="eastAsia"/>
+                          <w:szCs w:val="21"/>
+                        </w:rPr>
+                        <w:t>Aug</w:t>
+                      </w:r>
+                      <w:r>
+                        <w:rPr>
+                          <w:rFonts w:ascii="Times New Roman" w:hAnsi="Times New Roman" w:cs="Times New Roman"/>
+                          <w:szCs w:val="21"/>
+                        </w:rPr>
+                        <w:t>.20</w:t>
+                      </w:r>
+                      <w:r>
+                        <w:rPr>
+                          <w:rFonts w:ascii="Times New Roman" w:hAnsi="Times New Roman" w:cs="Times New Roman" w:hint="eastAsia"/>
+                          <w:szCs w:val="21"/>
+                        </w:rPr>
+                        <w:t>26</w:t>
+                      </w:r>
+                      <w:r>
+                        <w:rPr>
+                          <w:rFonts w:ascii="Times New Roman" w:hAnsi="Times New Roman" w:cs="Times New Roman"/>
+                          <w:szCs w:val="21"/>
+                        </w:rPr>
+                        <w:t xml:space="preserve"> – </w:t>
+                      </w:r>
+                      <w:r>
+                        <w:rPr>
+                          <w:rFonts w:ascii="Times New Roman" w:hAnsi="Times New Roman" w:cs="Times New Roman"/>
+                          <w:szCs w:val="21"/>
+                        </w:rPr>
+                        <w:t>Present</w:t>
+                      </w:r>
+                    </w:p>
+                    <w:p>
+                      <w:pPr>
+                        <w:jc w:val="right"/>
+                        <w:rPr>
+                          <w:rFonts w:ascii="Times New Roman" w:hAnsi="Times New Roman" w:cs="Times New Roman"/>
+                          <w:szCs w:val="21"/>
+                        </w:rPr>
+                      </w:pPr>
+                    </w:p>
+                  </w:txbxContent>
+                </v:textbox>
+              </v:shape>
+            </w:pict>
+          </mc:Fallback>
+        </mc:AlternateContent>
+      </w:r>
+      <w:r>
+        <w:rPr>
+          <w:rFonts w:ascii="Times New Roman" w:hAnsi="Times New Roman" w:cs="Times New Roman" w:hint="eastAsia"/>
+          <w:b/>
+          <w:sz w:val="24"/>
+          <w:szCs w:val="24"/>
+        </w:rPr>
+        <w:t>CURRENT POSITION</w:t>
+      </w:r>
+    </w:p>
+    <w:p>
+      <w:pPr>
+        <w:spacing w:line="276" w:lineRule="auto"/>
+        <w:rPr>
+          <w:rFonts w:ascii="Times New Roman" w:hAnsi="Times New Roman" w:cs="Times New Roman"/>
+          <w:bCs/>
+          <w:szCs w:val="21"/>
+        </w:rPr>
+      </w:pPr>
+      <w:r>
+        <w:rPr>
+          <w:rFonts w:ascii="Times New Roman" w:hAnsi="Times New Roman" w:cs="Times New Roman"/>
+          <w:b/>
+          <w:szCs w:val="21"/>
+        </w:rPr>
+        <w:t>Zhejiang University of Technology</w:t>
+      </w:r>
+      <w:r>
+        <w:rPr>
+          <w:rFonts w:ascii="Times New Roman" w:hAnsi="Times New Roman" w:cs="Times New Roman"/>
+          <w:b/>
+          <w:szCs w:val="21"/>
+        </w:rPr>
+        <w:t xml:space="preserve">, </w:t>
+      </w:r>
+      <w:r>
+        <w:rPr>
+          <w:rFonts w:ascii="Times New Roman" w:hAnsi="Times New Roman" w:cs="Times New Roman"/>
+          <w:bCs/>
+          <w:szCs w:val="21"/>
+        </w:rPr>
+        <w:t>Hangzhou, Zhejiang, China</w:t>
+      </w:r>
+    </w:p>
+    <w:p>
+      <w:pPr>
+        <w:spacing w:line="276" w:lineRule="auto"/>
+        <w:rPr>
+          <w:rFonts w:ascii="Times New Roman" w:hAnsi="Times New Roman" w:cs="Times New Roman"/>
+          <w:bCs/>
+          <w:i/>
+          <w:iCs/>
+          <w:szCs w:val="21"/>
+        </w:rPr>
+      </w:pPr>
+      <w:r>
+        <w:rPr>
+          <w:rFonts w:ascii="Times New Roman" w:hAnsi="Times New Roman" w:cs="Times New Roman"/>
+          <w:bCs/>
+          <w:i/>
+          <w:iCs/>
+          <w:szCs w:val="21"/>
+        </w:rPr>
+        <w:t>Assistant Professor in Computer Science</w:t>
+      </w:r>
+    </w:p>
+    <w:p>
+      <w:pPr>
+        <w:spacing w:line="276" w:lineRule="auto"/>
+        <w:rPr>
+          <w:rFonts w:ascii="Times New Roman" w:hAnsi="Times New Roman" w:cs="Times New Roman"/>
+          <w:b/>
+          <w:szCs w:val="21"/>
         </w:rPr>
       </w:pPr>
     </w:p>
@@ -391,7 +767,7 @@
           </mc:Choice>
           <mc:Fallback>
             <w:pict>
-              <v:line w14:anchorId="39E00D5B" id="直接连接符 1" o:spid="_x0000_s1026" style="position:absolute;flip:y;z-index:251684352;visibility:visible;mso-wrap-style:square;mso-width-percent:0;mso-height-percent:0;mso-wrap-distance-left:9pt;mso-wrap-distance-top:0;mso-wrap-distance-right:9pt;mso-wrap-distance-bottom:0;mso-position-horizontal:absolute;mso-position-horizontal-relative:text;mso-position-vertical:absolute;mso-position-vertical-relative:text;mso-width-percent:0;mso-height-percent:0;mso-width-relative:margin;mso-height-relative:margin" from="-1.65pt,16.7pt" to="457.35pt,16.9pt" o:gfxdata="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" strokecolor="black [3200]" strokeweight=".5pt">
+              <v:line w14:anchorId="1A32127F" id="直接连接符 1" o:spid="_x0000_s1026" style="position:absolute;flip:y;z-index:251684352;visibility:visible;mso-wrap-style:square;mso-width-percent:0;mso-height-percent:0;mso-wrap-distance-left:9pt;mso-wrap-distance-top:0;mso-wrap-distance-right:9pt;mso-wrap-distance-bottom:0;mso-position-horizontal:absolute;mso-position-horizontal-relative:text;mso-position-vertical:absolute;mso-position-vertical-relative:text;mso-width-percent:0;mso-height-percent:0;mso-width-relative:margin;mso-height-relative:margin" from="-1.65pt,16.7pt" to="457.35pt,16.9pt" o:gfxdata="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" strokecolor="black [3200]" strokeweight=".5pt">
                 <v:stroke joinstyle="miter"/>
               </v:line>
             </w:pict>
@@ -508,7 +884,7 @@
           </mc:Choice>
           <mc:Fallback>
             <w:pict>
-              <v:shape w14:anchorId="733260C9" id="文本框 4" o:spid="_x0000_s1027" type="#_x0000_t202" style="position:absolute;left:0;text-align:left;margin-left:216.05pt;margin-top:13.1pt;width:244.15pt;height:37.5pt;z-index:-251635200;visibility:visible;mso-wrap-style:square;mso-width-percent:0;mso-height-percent:0;mso-wrap-distance-left:9pt;mso-wrap-distance-top:3.6pt;mso-wrap-distance-right:9pt;mso-wrap-distance-bottom:3.6pt;mso-position-horizontal:absolute;mso-position-horizontal-relative:text;mso-position-vertical:absolute;mso-position-vertical-relative:text;mso-width-percent:0;mso-height-percent:0;mso-width-relative:margin;mso-height-relative:margin;v-text-anchor:top" o:gfxdata="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" stroked="f">
+              <v:shape w14:anchorId="733260C9" id="_x0000_s1028" type="#_x0000_t202" style="position:absolute;left:0;text-align:left;margin-left:216.05pt;margin-top:13.1pt;width:244.15pt;height:37.5pt;z-index:-251635200;visibility:visible;mso-wrap-style:square;mso-width-percent:0;mso-height-percent:0;mso-wrap-distance-left:9pt;mso-wrap-distance-top:3.6pt;mso-wrap-distance-right:9pt;mso-wrap-distance-bottom:3.6pt;mso-position-horizontal:absolute;mso-position-horizontal-relative:text;mso-position-vertical:absolute;mso-position-vertical-relative:text;mso-width-percent:0;mso-height-percent:0;mso-width-relative:margin;mso-height-relative:margin;v-text-anchor:top" o:gfxdata="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" stroked="f">
                 <v:textbox>
                   <w:txbxContent>
                     <w:p>
@@ -682,7 +1058,7 @@
           </mc:Choice>
           <mc:Fallback>
             <w:pict>
-              <v:shape w14:anchorId="20B922A2" id="_x0000_s1028" type="#_x0000_t202" style="position:absolute;left:0;text-align:left;margin-left:220.15pt;margin-top:13.85pt;width:240pt;height:37.5pt;z-index:-251633152;visibility:visible;mso-wrap-style:square;mso-width-percent:0;mso-height-percent:0;mso-wrap-distance-left:9pt;mso-wrap-distance-top:3.6pt;mso-wrap-distance-right:9pt;mso-wrap-distance-bottom:3.6pt;mso-position-horizontal:absolute;mso-position-horizontal-relative:text;mso-position-vertical:absolute;mso-position-vertical-relative:text;mso-width-percent:0;mso-height-percent:0;mso-width-relative:margin;mso-height-relative:margin;v-text-anchor:top" o:gfxdata="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" stroked="f">
+              <v:shape w14:anchorId="20B922A2" id="_x0000_s1029" type="#_x0000_t202" style="position:absolute;left:0;text-align:left;margin-left:220.15pt;margin-top:13.85pt;width:240pt;height:37.5pt;z-index:-251633152;visibility:visible;mso-wrap-style:square;mso-width-percent:0;mso-height-percent:0;mso-wrap-distance-left:9pt;mso-wrap-distance-top:3.6pt;mso-wrap-distance-right:9pt;mso-wrap-distance-bottom:3.6pt;mso-position-horizontal:absolute;mso-position-horizontal-relative:text;mso-position-vertical:absolute;mso-position-vertical-relative:text;mso-width-percent:0;mso-height-percent:0;mso-width-relative:margin;mso-height-relative:margin;v-text-anchor:top" o:gfxdata="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" stroked="f">
                 <v:textbox>
                   <w:txbxContent>
                     <w:p>
@@ -919,7 +1295,7 @@
           </mc:Choice>
           <mc:Fallback>
             <w:pict>
-              <v:shape w14:anchorId="3458D253" id="文本框 6" o:spid="_x0000_s1029" type="#_x0000_t202" style="position:absolute;left:0;text-align:left;margin-left:220.75pt;margin-top:13pt;width:240pt;height:37.5pt;z-index:-251634176;visibility:visible;mso-wrap-style:square;mso-width-percent:0;mso-height-percent:0;mso-wrap-distance-left:9pt;mso-wrap-distance-top:3.6pt;mso-wrap-distance-right:9pt;mso-wrap-distance-bottom:3.6pt;mso-position-horizontal:absolute;mso-position-horizontal-relative:text;mso-position-vertical:absolute;mso-position-vertical-relative:text;mso-width-percent:0;mso-height-percent:0;mso-width-relative:margin;mso-height-relative:margin;v-text-anchor:top" o:gfxdata="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" stroked="f">
+              <v:shape w14:anchorId="3458D253" id="文本框 6" o:spid="_x0000_s1030" type="#_x0000_t202" style="position:absolute;left:0;text-align:left;margin-left:220.75pt;margin-top:13pt;width:240pt;height:37.5pt;z-index:-251634176;visibility:visible;mso-wrap-style:square;mso-width-percent:0;mso-height-percent:0;mso-wrap-distance-left:9pt;mso-wrap-distance-top:3.6pt;mso-wrap-distance-right:9pt;mso-wrap-distance-bottom:3.6pt;mso-position-horizontal:absolute;mso-position-horizontal-relative:text;mso-position-vertical:absolute;mso-position-vertical-relative:text;mso-width-percent:0;mso-height-percent:0;mso-width-relative:margin;mso-height-relative:margin;v-text-anchor:top" o:gfxdata="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" stroked="f">
                 <v:textbox>
                   <w:txbxContent>
                     <w:p>
@@ -1027,8 +1403,8 @@
         </w:rPr>
         <w:t>.Eng. in</w:t>
       </w:r>
-      <w:bookmarkStart w:id="0" w:name="OLE_LINK5"/>
-      <w:bookmarkStart w:id="1" w:name="OLE_LINK6"/>
+      <w:bookmarkStart w:id="2" w:name="OLE_LINK5"/>
+      <w:bookmarkStart w:id="3" w:name="OLE_LINK6"/>
       <w:r>
         <w:rPr>
           <w:rFonts w:ascii="Times New Roman" w:hAnsi="Times New Roman" w:cs="Times New Roman"/>
@@ -1036,8 +1412,8 @@
         </w:rPr>
         <w:t xml:space="preserve"> Software Engineering</w:t>
       </w:r>
-      <w:bookmarkEnd w:id="0"/>
-      <w:bookmarkEnd w:id="1"/>
+      <w:bookmarkEnd w:id="2"/>
+      <w:bookmarkEnd w:id="3"/>
     </w:p>
     <w:p>
       <w:pPr>
@@ -1112,7 +1488,7 @@
                             <w:pPr>
                               <w:jc w:val="right"/>
                               <w:rPr>
-                                <w:rFonts w:ascii="Times New Roman" w:hAnsi="Times New Roman" w:cs="Times New Roman"/>
+                                <w:rFonts w:ascii="Times New Roman" w:hAnsi="Times New Roman" w:cs="Times New Roman" w:hint="eastAsia"/>
                                 <w:szCs w:val="21"/>
                               </w:rPr>
                             </w:pPr>
@@ -1121,7 +1497,14 @@
                                 <w:rFonts w:ascii="Times New Roman" w:hAnsi="Times New Roman" w:cs="Times New Roman"/>
                                 <w:szCs w:val="21"/>
                               </w:rPr>
-                              <w:t>June.2025 – Present</w:t>
+                              <w:t xml:space="preserve">June.2025 – </w:t>
+                            </w:r>
+                            <w:r>
+                              <w:rPr>
+                                <w:rFonts w:ascii="Times New Roman" w:hAnsi="Times New Roman" w:cs="Times New Roman" w:hint="eastAsia"/>
+                                <w:szCs w:val="21"/>
+                              </w:rPr>
+                              <w:t>June.2026</w:t>
                             </w:r>
                           </w:p>
                         </w:txbxContent>
@@ -1143,14 +1526,14 @@
           </mc:Choice>
           <mc:Fallback>
             <w:pict>
-              <v:shape w14:anchorId="521A2F22" id="_x0000_s1030" type="#_x0000_t202" style="position:absolute;left:0;text-align:left;margin-left:214.1pt;margin-top:13.9pt;width:244.15pt;height:20pt;z-index:-251651584;visibility:visible;mso-wrap-style:square;mso-width-percent:0;mso-height-percent:0;mso-wrap-distance-left:9pt;mso-wrap-distance-top:3.6pt;mso-wrap-distance-right:9pt;mso-wrap-distance-bottom:3.6pt;mso-position-horizontal:absolute;mso-position-horizontal-relative:text;mso-position-vertical:absolute;mso-position-vertical-relative:text;mso-width-percent:0;mso-height-percent:0;mso-width-relative:margin;mso-height-relative:margin;v-text-anchor:top" o:gfxdata="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" stroked="f">
+              <v:shape w14:anchorId="521A2F22" id="_x0000_s1031" type="#_x0000_t202" style="position:absolute;left:0;text-align:left;margin-left:214.1pt;margin-top:13.9pt;width:244.15pt;height:20pt;z-index:-251651584;visibility:visible;mso-wrap-style:square;mso-width-percent:0;mso-height-percent:0;mso-wrap-distance-left:9pt;mso-wrap-distance-top:3.6pt;mso-wrap-distance-right:9pt;mso-wrap-distance-bottom:3.6pt;mso-position-horizontal:absolute;mso-position-horizontal-relative:text;mso-position-vertical:absolute;mso-position-vertical-relative:text;mso-width-percent:0;mso-height-percent:0;mso-width-relative:margin;mso-height-relative:margin;v-text-anchor:top" o:gfxdata="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" stroked="f">
                 <v:textbox>
                   <w:txbxContent>
                     <w:p>
                       <w:pPr>
                         <w:jc w:val="right"/>
                         <w:rPr>
-                          <w:rFonts w:ascii="Times New Roman" w:hAnsi="Times New Roman" w:cs="Times New Roman"/>
+                          <w:rFonts w:ascii="Times New Roman" w:hAnsi="Times New Roman" w:cs="Times New Roman" w:hint="eastAsia"/>
                           <w:szCs w:val="21"/>
                         </w:rPr>
                       </w:pPr>
@@ -1159,7 +1542,14 @@
                           <w:rFonts w:ascii="Times New Roman" w:hAnsi="Times New Roman" w:cs="Times New Roman"/>
                           <w:szCs w:val="21"/>
                         </w:rPr>
-                        <w:t>June.2025 – Present</w:t>
+                        <w:t xml:space="preserve">June.2025 – </w:t>
+                      </w:r>
+                      <w:r>
+                        <w:rPr>
+                          <w:rFonts w:ascii="Times New Roman" w:hAnsi="Times New Roman" w:cs="Times New Roman" w:hint="eastAsia"/>
+                          <w:szCs w:val="21"/>
+                        </w:rPr>
+                        <w:t>June.2026</w:t>
                       </w:r>
                     </w:p>
                   </w:txbxContent>
@@ -1236,7 +1626,7 @@
           </mc:Choice>
           <mc:Fallback>
             <w:pict>
-              <v:line w14:anchorId="301181A0" id="直接连接符 1668495218" o:spid="_x0000_s1026" style="position:absolute;flip:y;z-index:251670016;visibility:visible;mso-wrap-style:square;mso-width-percent:0;mso-height-percent:0;mso-wrap-distance-left:9pt;mso-wrap-distance-top:0;mso-wrap-distance-right:9pt;mso-wrap-distance-bottom:0;mso-position-horizontal:absolute;mso-position-horizontal-relative:text;mso-position-vertical:absolute;mso-position-vertical-relative:text;mso-width-percent:0;mso-height-percent:0;mso-width-relative:margin;mso-height-relative:margin" from="-1.65pt,16.7pt" to="457.35pt,16.9pt" o:gfxdata="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" strokecolor="black [3200]" strokeweight=".5pt">
+              <v:line w14:anchorId="7D5C4693" id="直接连接符 1668495218" o:spid="_x0000_s1026" style="position:absolute;flip:y;z-index:251670016;visibility:visible;mso-wrap-style:square;mso-width-percent:0;mso-height-percent:0;mso-wrap-distance-left:9pt;mso-wrap-distance-top:0;mso-wrap-distance-right:9pt;mso-wrap-distance-bottom:0;mso-position-horizontal:absolute;mso-position-horizontal-relative:text;mso-position-vertical:absolute;mso-position-vertical-relative:text;mso-width-percent:0;mso-height-percent:0;mso-width-relative:margin;mso-height-relative:margin" from="-1.65pt,16.7pt" to="457.35pt,16.9pt" o:gfxdata="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" strokecolor="black [3200]" strokeweight=".5pt">
                 <v:stroke joinstyle="miter"/>
               </v:line>
             </w:pict>
@@ -1456,7 +1846,7 @@
           </mc:Choice>
           <mc:Fallback>
             <w:pict>
-              <v:shape w14:anchorId="219BA5A5" id="_x0000_s1031" type="#_x0000_t202" style="position:absolute;left:0;text-align:left;margin-left:213.35pt;margin-top:11.85pt;width:244.15pt;height:26.3pt;z-index:-251640320;visibility:visible;mso-wrap-style:square;mso-width-percent:0;mso-height-percent:0;mso-wrap-distance-left:9pt;mso-wrap-distance-top:3.6pt;mso-wrap-distance-right:9pt;mso-wrap-distance-bottom:3.6pt;mso-position-horizontal:absolute;mso-position-horizontal-relative:text;mso-position-vertical:absolute;mso-position-vertical-relative:text;mso-width-percent:0;mso-height-percent:0;mso-width-relative:margin;mso-height-relative:margin;v-text-anchor:top" o:gfxdata="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" stroked="f">
+              <v:shape w14:anchorId="219BA5A5" id="_x0000_s1032" type="#_x0000_t202" style="position:absolute;left:0;text-align:left;margin-left:213.35pt;margin-top:11.85pt;width:244.15pt;height:26.3pt;z-index:-251640320;visibility:visible;mso-wrap-style:square;mso-width-percent:0;mso-height-percent:0;mso-wrap-distance-left:9pt;mso-wrap-distance-top:3.6pt;mso-wrap-distance-right:9pt;mso-wrap-distance-bottom:3.6pt;mso-position-horizontal:absolute;mso-position-horizontal-relative:text;mso-position-vertical:absolute;mso-position-vertical-relative:text;mso-width-percent:0;mso-height-percent:0;mso-width-relative:margin;mso-height-relative:margin;v-text-anchor:top" o:gfxdata="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" stroked="f">
                 <v:textbox>
                   <w:txbxContent>
                     <w:p>
@@ -1562,7 +1952,7 @@
     </w:p>
     <w:p>
       <w:pPr>
-        <w:pStyle w:val="ListParagraph"/>
+        <w:pStyle w:val="a3"/>
         <w:numPr>
           <w:ilvl w:val="0"/>
           <w:numId w:val="15"/>
@@ -1581,7 +1971,7 @@
     </w:p>
     <w:p>
       <w:pPr>
-        <w:pStyle w:val="ListParagraph"/>
+        <w:pStyle w:val="a3"/>
         <w:numPr>
           <w:ilvl w:val="0"/>
           <w:numId w:val="15"/>
@@ -1693,7 +2083,7 @@
           </mc:Choice>
           <mc:Fallback>
             <w:pict>
-              <v:shape w14:anchorId="06F2A444" id="文本框 11" o:spid="_x0000_s1032" type="#_x0000_t202" style="position:absolute;left:0;text-align:left;margin-left:220.7pt;margin-top:15.8pt;width:240pt;height:37.5pt;z-index:-251644416;visibility:visible;mso-wrap-style:square;mso-width-percent:0;mso-height-percent:0;mso-wrap-distance-left:9pt;mso-wrap-distance-top:3.6pt;mso-wrap-distance-right:9pt;mso-wrap-distance-bottom:3.6pt;mso-position-horizontal:absolute;mso-position-horizontal-relative:margin;mso-position-vertical:absolute;mso-position-vertical-relative:text;mso-width-percent:0;mso-height-percent:0;mso-width-relative:margin;mso-height-relative:margin;v-text-anchor:top" o:gfxdata="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" stroked="f">
+              <v:shape w14:anchorId="06F2A444" id="文本框 11" o:spid="_x0000_s1033" type="#_x0000_t202" style="position:absolute;left:0;text-align:left;margin-left:220.7pt;margin-top:15.8pt;width:240pt;height:37.5pt;z-index:-251644416;visibility:visible;mso-wrap-style:square;mso-width-percent:0;mso-height-percent:0;mso-wrap-distance-left:9pt;mso-wrap-distance-top:3.6pt;mso-wrap-distance-right:9pt;mso-wrap-distance-bottom:3.6pt;mso-position-horizontal:absolute;mso-position-horizontal-relative:margin;mso-position-vertical:absolute;mso-position-vertical-relative:text;mso-width-percent:0;mso-height-percent:0;mso-width-relative:margin;mso-height-relative:margin;v-text-anchor:top" o:gfxdata="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" stroked="f">
                 <v:textbox>
                   <w:txbxContent>
                     <w:p>
@@ -1791,7 +2181,7 @@
     </w:p>
     <w:p>
       <w:pPr>
-        <w:pStyle w:val="ListParagraph"/>
+        <w:pStyle w:val="a3"/>
         <w:numPr>
           <w:ilvl w:val="0"/>
           <w:numId w:val="14"/>
@@ -1810,7 +2200,7 @@
     </w:p>
     <w:p>
       <w:pPr>
-        <w:pStyle w:val="ListParagraph"/>
+        <w:pStyle w:val="a3"/>
         <w:numPr>
           <w:ilvl w:val="0"/>
           <w:numId w:val="14"/>
@@ -1836,6 +2226,13 @@
     </w:p>
     <w:p>
       <w:pPr>
+        <w:rPr>
+          <w:rFonts w:ascii="Times New Roman" w:hAnsi="Times New Roman" w:cs="Times New Roman"/>
+        </w:rPr>
+      </w:pPr>
+    </w:p>
+    <w:p>
+      <w:pPr>
         <w:spacing w:line="276" w:lineRule="auto"/>
         <w:rPr>
           <w:rFonts w:ascii="Times New Roman" w:hAnsi="Times New Roman" w:cs="Times New Roman"/>
@@ -1852,6 +2249,7 @@
           <w:sz w:val="52"/>
           <w:szCs w:val="52"/>
         </w:rPr>
+        <w:lastRenderedPageBreak/>
         <mc:AlternateContent>
           <mc:Choice Requires="wps">
             <w:drawing>
@@ -1910,7 +2308,7 @@
           </mc:Choice>
           <mc:Fallback>
             <w:pict>
-              <v:line w14:anchorId="23F76167" id="直接连接符 5" o:spid="_x0000_s1026" style="position:absolute;flip:y;z-index:251665408;visibility:visible;mso-wrap-style:square;mso-width-percent:0;mso-height-percent:0;mso-wrap-distance-left:9pt;mso-wrap-distance-top:0;mso-wrap-distance-right:9pt;mso-wrap-distance-bottom:0;mso-position-horizontal:absolute;mso-position-horizontal-relative:text;mso-position-vertical:absolute;mso-position-vertical-relative:text;mso-width-percent:0;mso-height-percent:0;mso-width-relative:margin;mso-height-relative:margin" from="-1.65pt,16.7pt" to="457.35pt,16.9pt" o:gfxdata="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" strokecolor="black [3200]" strokeweight=".5pt">
+              <v:line w14:anchorId="67BD01FE" id="直接连接符 5" o:spid="_x0000_s1026" style="position:absolute;flip:y;z-index:251665408;visibility:visible;mso-wrap-style:square;mso-width-percent:0;mso-height-percent:0;mso-wrap-distance-left:9pt;mso-wrap-distance-top:0;mso-wrap-distance-right:9pt;mso-wrap-distance-bottom:0;mso-position-horizontal:absolute;mso-position-horizontal-relative:text;mso-position-vertical:absolute;mso-position-vertical-relative:text;mso-width-percent:0;mso-height-percent:0;mso-width-relative:margin;mso-height-relative:margin" from="-1.65pt,16.7pt" to="457.35pt,16.9pt" o:gfxdata="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" strokecolor="black [3200]" strokeweight=".5pt">
                 <v:stroke joinstyle="miter"/>
               </v:line>
             </w:pict>
@@ -2031,7 +2429,15 @@
           <w:bCs/>
           <w:szCs w:val="21"/>
         </w:rPr>
-        <w:t>My current research focuses on</w:t>
+        <w:t xml:space="preserve">My research </w:t>
+      </w:r>
+      <w:r>
+        <w:rPr>
+          <w:rFonts w:ascii="Times New Roman" w:hAnsi="Times New Roman" w:cs="Times New Roman"/>
+          <w:bCs/>
+          <w:szCs w:val="21"/>
+        </w:rPr>
+        <w:t>includes</w:t>
       </w:r>
       <w:r>
         <w:rPr>
@@ -2055,23 +2461,15 @@
           <w:bCs/>
           <w:szCs w:val="21"/>
         </w:rPr>
-        <w:t xml:space="preserve"> of diffusion models beyond image generation. My Ph.D work</w:t>
-      </w:r>
-      <w:r>
-        <w:rPr>
-          <w:rFonts w:ascii="Times New Roman" w:hAnsi="Times New Roman" w:cs="Times New Roman" w:hint="eastAsia"/>
+        <w:t xml:space="preserve"> of diffusion models beyond image generation</w:t>
+      </w:r>
+      <w:r>
+        <w:rPr>
+          <w:rFonts w:ascii="Times New Roman" w:hAnsi="Times New Roman" w:cs="Times New Roman"/>
           <w:bCs/>
           <w:szCs w:val="21"/>
         </w:rPr>
-        <w:t>s</w:t>
-      </w:r>
-      <w:r>
-        <w:rPr>
-          <w:rFonts w:ascii="Times New Roman" w:hAnsi="Times New Roman" w:cs="Times New Roman" w:hint="eastAsia"/>
-          <w:bCs/>
-          <w:szCs w:val="21"/>
-        </w:rPr>
-        <w:t xml:space="preserve"> are mainly about </w:t>
+        <w:t xml:space="preserve">, and </w:t>
       </w:r>
       <w:r>
         <w:rPr>
@@ -2201,7 +2599,7 @@
           </mc:Choice>
           <mc:Fallback>
             <w:pict>
-              <v:line w14:anchorId="45533184" id="直接连接符 5" o:spid="_x0000_s1026" style="position:absolute;flip:y;z-index:251663360;visibility:visible;mso-wrap-style:square;mso-width-percent:0;mso-height-percent:0;mso-wrap-distance-left:9pt;mso-wrap-distance-top:0;mso-wrap-distance-right:9pt;mso-wrap-distance-bottom:0;mso-position-horizontal:absolute;mso-position-horizontal-relative:text;mso-position-vertical:absolute;mso-position-vertical-relative:text;mso-width-percent:0;mso-height-percent:0;mso-width-relative:margin;mso-height-relative:margin" from="-1.65pt,16.7pt" to="457.35pt,16.9pt" o:gfxdata="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" strokecolor="black [3200]" strokeweight=".5pt">
+              <v:line w14:anchorId="57FE5ED8" id="直接连接符 5" o:spid="_x0000_s1026" style="position:absolute;flip:y;z-index:251663360;visibility:visible;mso-wrap-style:square;mso-width-percent:0;mso-height-percent:0;mso-wrap-distance-left:9pt;mso-wrap-distance-top:0;mso-wrap-distance-right:9pt;mso-wrap-distance-bottom:0;mso-position-horizontal:absolute;mso-position-horizontal-relative:text;mso-position-vertical:absolute;mso-position-vertical-relative:text;mso-width-percent:0;mso-height-percent:0;mso-width-relative:margin;mso-height-relative:margin" from="-1.65pt,16.7pt" to="457.35pt,16.9pt" o:gfxdata="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" strokecolor="black [3200]" strokeweight=".5pt">
                 <v:stroke joinstyle="miter"/>
               </v:line>
             </w:pict>
@@ -2220,7 +2618,7 @@
     </w:p>
     <w:p>
       <w:pPr>
-        <w:pStyle w:val="ListParagraph"/>
+        <w:pStyle w:val="a3"/>
         <w:numPr>
           <w:ilvl w:val="0"/>
           <w:numId w:val="13"/>
@@ -2233,6 +2631,12 @@
       <w:r>
         <w:rPr>
           <w:rFonts w:ascii="Times New Roman" w:hAnsi="Times New Roman" w:cs="Times New Roman"/>
+        </w:rPr>
+        <w:t xml:space="preserve">Xiao Liu, </w:t>
+      </w:r>
+      <w:r>
+        <w:rPr>
+          <w:rFonts w:ascii="Times New Roman" w:hAnsi="Times New Roman" w:cs="Times New Roman"/>
           <w:b/>
           <w:bCs/>
         </w:rPr>
@@ -2242,12 +2646,63 @@
         <w:rPr>
           <w:rFonts w:ascii="Times New Roman" w:hAnsi="Times New Roman" w:cs="Times New Roman"/>
         </w:rPr>
-        <w:t>, Xiao Liu, Kaleel Mahmood, Caiwen Ding, Hui Guan, Attacking all tasks at once using adversarial examples in multi-task learning, in Neurocomputing, 2025</w:t>
-      </w:r>
-    </w:p>
-    <w:p>
-      <w:pPr>
-        <w:pStyle w:val="ListParagraph"/>
+        <w:t>, Deepak Ganesan, Hui Guan</w:t>
+      </w:r>
+      <w:r>
+        <w:rPr>
+          <w:rFonts w:ascii="Times New Roman" w:hAnsi="Times New Roman" w:cs="Times New Roman" w:hint="eastAsia"/>
+        </w:rPr>
+        <w:t xml:space="preserve">, </w:t>
+      </w:r>
+      <w:hyperlink r:id="rId11" w:history="1">
+        <w:r>
+          <w:rPr>
+            <w:rStyle w:val="a8"/>
+            <w:rFonts w:ascii="Times New Roman" w:hAnsi="Times New Roman" w:cs="Times New Roman"/>
+          </w:rPr>
+          <w:t>Communication-Efficient Multi-Device Inference Acceleration for Transformer Models</w:t>
+        </w:r>
+      </w:hyperlink>
+      <w:r>
+        <w:rPr>
+          <w:rFonts w:ascii="Times New Roman" w:hAnsi="Times New Roman" w:cs="Times New Roman" w:hint="eastAsia"/>
+        </w:rPr>
+        <w:t xml:space="preserve">, in </w:t>
+      </w:r>
+      <w:r>
+        <w:rPr>
+          <w:rFonts w:ascii="Times New Roman" w:hAnsi="Times New Roman" w:cs="Times New Roman"/>
+        </w:rPr>
+        <w:t>International Conference on Machine Learning</w:t>
+      </w:r>
+      <w:r>
+        <w:rPr>
+          <w:rFonts w:ascii="Times New Roman" w:hAnsi="Times New Roman" w:cs="Times New Roman" w:hint="eastAsia"/>
+        </w:rPr>
+        <w:t xml:space="preserve"> </w:t>
+      </w:r>
+      <w:r>
+        <w:rPr>
+          <w:rFonts w:ascii="Times New Roman" w:hAnsi="Times New Roman" w:cs="Times New Roman" w:hint="eastAsia"/>
+        </w:rPr>
+        <w:t>(ICML), 202</w:t>
+      </w:r>
+      <w:r>
+        <w:rPr>
+          <w:rFonts w:ascii="Times New Roman" w:hAnsi="Times New Roman" w:cs="Times New Roman"/>
+        </w:rPr>
+        <w:t>6</w:t>
+      </w:r>
+      <w:r>
+        <w:rPr>
+          <w:rFonts w:ascii="Times New Roman" w:hAnsi="Times New Roman" w:cs="Times New Roman" w:hint="eastAsia"/>
+        </w:rPr>
+        <w:t>.</w:t>
+      </w:r>
+    </w:p>
+    <w:p>
+      <w:pPr>
+        <w:pStyle w:val="a3"/>
         <w:numPr>
           <w:ilvl w:val="0"/>
           <w:numId w:val="13"/>
@@ -2259,6 +2714,33 @@
       </w:pPr>
       <w:r>
         <w:rPr>
+          <w:rFonts w:ascii="Times New Roman" w:hAnsi="Times New Roman" w:cs="Times New Roman"/>
+          <w:b/>
+          <w:bCs/>
+        </w:rPr>
+        <w:t>Lijun Zhang</w:t>
+      </w:r>
+      <w:r>
+        <w:rPr>
+          <w:rFonts w:ascii="Times New Roman" w:hAnsi="Times New Roman" w:cs="Times New Roman"/>
+        </w:rPr>
+        <w:t>, Xiao Liu, Kaleel Mahmood, Caiwen Ding, Hui Guan, Attacking all tasks at once using adversarial examples in multi-task learning, in Neurocomputing, 2025</w:t>
+      </w:r>
+    </w:p>
+    <w:p>
+      <w:pPr>
+        <w:pStyle w:val="a3"/>
+        <w:numPr>
+          <w:ilvl w:val="0"/>
+          <w:numId w:val="13"/>
+        </w:numPr>
+        <w:ind w:firstLineChars="0"/>
+        <w:rPr>
+          <w:rFonts w:ascii="Times New Roman" w:hAnsi="Times New Roman" w:cs="Times New Roman"/>
+        </w:rPr>
+      </w:pPr>
+      <w:r>
+        <w:rPr>
           <w:rFonts w:ascii="Times New Roman" w:hAnsi="Times New Roman" w:cs="Times New Roman" w:hint="eastAsia"/>
           <w:b/>
           <w:bCs/>
@@ -2271,10 +2753,10 @@
         </w:rPr>
         <w:t xml:space="preserve">, Xiao Liu, Hui Guan, </w:t>
       </w:r>
-      <w:hyperlink r:id="rId11" w:history="1">
+      <w:hyperlink r:id="rId12" w:history="1">
         <w:r>
           <w:rPr>
-            <w:rStyle w:val="Hyperlink"/>
+            <w:rStyle w:val="a8"/>
             <w:rFonts w:ascii="Times New Roman" w:hAnsi="Times New Roman" w:cs="Times New Roman"/>
           </w:rPr>
           <w:t>Reimagining Parameter Space Exploration with Diffusion Models</w:t>
@@ -2307,7 +2789,7 @@
     </w:p>
     <w:p>
       <w:pPr>
-        <w:pStyle w:val="ListParagraph"/>
+        <w:pStyle w:val="a3"/>
         <w:numPr>
           <w:ilvl w:val="0"/>
           <w:numId w:val="13"/>
@@ -2331,10 +2813,10 @@
         </w:rPr>
         <w:t xml:space="preserve">, Xiao Liu, Antoni Viros Martin, Cindy Xiong Bearfield, Yuriy Brun, Hui Guan, </w:t>
       </w:r>
-      <w:hyperlink r:id="rId12" w:history="1">
+      <w:hyperlink r:id="rId13" w:history="1">
         <w:r>
           <w:rPr>
-            <w:rStyle w:val="Hyperlink"/>
+            <w:rStyle w:val="a8"/>
             <w:rFonts w:ascii="Times New Roman" w:hAnsi="Times New Roman" w:cs="Times New Roman"/>
           </w:rPr>
           <w:t>Attack-Resilient Image Watermarking Using Stable Diffusion</w:t>
@@ -2349,7 +2831,7 @@
     </w:p>
     <w:p>
       <w:pPr>
-        <w:pStyle w:val="ListParagraph"/>
+        <w:pStyle w:val="a3"/>
         <w:numPr>
           <w:ilvl w:val="0"/>
           <w:numId w:val="13"/>
@@ -2379,10 +2861,10 @@
         </w:rPr>
         <w:t xml:space="preserve">, Yuriy Brun, Hui Guan, </w:t>
       </w:r>
-      <w:hyperlink r:id="rId13" w:history="1">
+      <w:hyperlink r:id="rId14" w:history="1">
         <w:r>
           <w:rPr>
-            <w:rStyle w:val="Hyperlink"/>
+            <w:rStyle w:val="a8"/>
             <w:rFonts w:ascii="Times New Roman" w:hAnsi="Times New Roman" w:cs="Times New Roman"/>
           </w:rPr>
           <w:t>Thinking Forward: Memory-Efficient Federated Finetuning of Language Models</w:t>
@@ -2397,7 +2879,7 @@
     </w:p>
     <w:p>
       <w:pPr>
-        <w:pStyle w:val="ListParagraph"/>
+        <w:pStyle w:val="a3"/>
         <w:numPr>
           <w:ilvl w:val="0"/>
           <w:numId w:val="13"/>
@@ -2430,10 +2912,10 @@
       <w:r>
         <w:t xml:space="preserve"> </w:t>
       </w:r>
-      <w:hyperlink r:id="rId14" w:history="1">
+      <w:hyperlink r:id="rId15" w:history="1">
         <w:r>
           <w:rPr>
-            <w:rStyle w:val="Hyperlink"/>
+            <w:rStyle w:val="a8"/>
             <w:rFonts w:ascii="Times New Roman" w:hAnsi="Times New Roman" w:cs="Times New Roman"/>
           </w:rPr>
           <w:t>Information-Enhanced Graph Neural Network for Transcending Homophily Barriers</w:t>
@@ -2448,7 +2930,7 @@
     </w:p>
     <w:p>
       <w:pPr>
-        <w:pStyle w:val="ListParagraph"/>
+        <w:pStyle w:val="a3"/>
         <w:numPr>
           <w:ilvl w:val="0"/>
           <w:numId w:val="13"/>
@@ -2478,10 +2960,10 @@
         </w:rPr>
         <w:t xml:space="preserve">, Haoliang Wang, Marco Serafini, Hui Guan, </w:t>
       </w:r>
-      <w:hyperlink r:id="rId15" w:history="1">
+      <w:hyperlink r:id="rId16" w:history="1">
         <w:r>
           <w:rPr>
-            <w:rStyle w:val="Hyperlink"/>
+            <w:rStyle w:val="a8"/>
             <w:rFonts w:ascii="Times New Roman" w:hAnsi="Times New Roman" w:cs="Times New Roman"/>
           </w:rPr>
           <w:t>GMorph: Accelerating Multi-DNN Inference via Model Fusion</w:t>
@@ -2508,7 +2990,7 @@
     </w:p>
     <w:p>
       <w:pPr>
-        <w:pStyle w:val="ListParagraph"/>
+        <w:pStyle w:val="a3"/>
         <w:numPr>
           <w:ilvl w:val="0"/>
           <w:numId w:val="13"/>
@@ -2544,10 +3026,10 @@
         </w:rPr>
         <w:t xml:space="preserve">, </w:t>
       </w:r>
-      <w:hyperlink r:id="rId16" w:history="1">
+      <w:hyperlink r:id="rId17" w:history="1">
         <w:r>
           <w:rPr>
-            <w:rStyle w:val="Hyperlink"/>
+            <w:rStyle w:val="a8"/>
             <w:rFonts w:ascii="Times New Roman" w:hAnsi="Times New Roman" w:cs="Times New Roman"/>
           </w:rPr>
           <w:t>Flow: Per-instance Personalized Federated Learning</w:t>
@@ -2574,7 +3056,7 @@
     </w:p>
     <w:p>
       <w:pPr>
-        <w:pStyle w:val="ListParagraph"/>
+        <w:pStyle w:val="a3"/>
         <w:numPr>
           <w:ilvl w:val="0"/>
           <w:numId w:val="13"/>
@@ -2598,10 +3080,10 @@
         </w:rPr>
         <w:t xml:space="preserve">, Xiao Liu, Hui Guan, </w:t>
       </w:r>
-      <w:hyperlink r:id="rId17" w:history="1">
+      <w:hyperlink r:id="rId18" w:history="1">
         <w:r>
           <w:rPr>
-            <w:rStyle w:val="Hyperlink"/>
+            <w:rStyle w:val="a8"/>
             <w:rFonts w:ascii="Times New Roman" w:hAnsi="Times New Roman" w:cs="Times New Roman"/>
           </w:rPr>
           <w:t>A Tree-Structured Multitask Model Architectures Recommendation System</w:t>
@@ -2634,7 +3116,7 @@
     </w:p>
     <w:p>
       <w:pPr>
-        <w:pStyle w:val="ListParagraph"/>
+        <w:pStyle w:val="a3"/>
         <w:numPr>
           <w:ilvl w:val="0"/>
           <w:numId w:val="13"/>
@@ -2674,10 +3156,10 @@
         </w:rPr>
         <w:t xml:space="preserve">, Qizheng Yang, Xiao Liu, Hui Guan, </w:t>
       </w:r>
-      <w:hyperlink r:id="rId18" w:history="1">
+      <w:hyperlink r:id="rId19" w:history="1">
         <w:r>
           <w:rPr>
-            <w:rStyle w:val="Hyperlink"/>
+            <w:rStyle w:val="a8"/>
             <w:rFonts w:ascii="Times New Roman" w:hAnsi="Times New Roman" w:cs="Times New Roman"/>
           </w:rPr>
           <w:t>An Alternative Hard-Parameter Sharing Paradigm for Multi-Domain Learning</w:t>
@@ -2692,7 +3174,7 @@
     </w:p>
     <w:p>
       <w:pPr>
-        <w:pStyle w:val="ListParagraph"/>
+        <w:pStyle w:val="a3"/>
         <w:numPr>
           <w:ilvl w:val="0"/>
           <w:numId w:val="13"/>
@@ -2716,10 +3198,10 @@
         </w:rPr>
         <w:t xml:space="preserve">, Xiao Liu, Hui Guan, </w:t>
       </w:r>
-      <w:hyperlink r:id="rId19" w:history="1">
+      <w:hyperlink r:id="rId20" w:history="1">
         <w:r>
           <w:rPr>
-            <w:rStyle w:val="Hyperlink"/>
+            <w:rStyle w:val="a8"/>
             <w:rFonts w:ascii="Times New Roman" w:hAnsi="Times New Roman" w:cs="Times New Roman"/>
           </w:rPr>
           <w:t>AutoMTL: A Programming Framework for Automating Efficient Multi-Task Learning</w:t>
@@ -2746,7 +3228,7 @@
     </w:p>
     <w:p>
       <w:pPr>
-        <w:pStyle w:val="ListParagraph"/>
+        <w:pStyle w:val="a3"/>
         <w:numPr>
           <w:ilvl w:val="0"/>
           <w:numId w:val="13"/>
@@ -2773,10 +3255,10 @@
       <w:r>
         <w:t xml:space="preserve"> </w:t>
       </w:r>
-      <w:hyperlink r:id="rId20" w:history="1">
+      <w:hyperlink r:id="rId21" w:history="1">
         <w:r>
           <w:rPr>
-            <w:rStyle w:val="Hyperlink"/>
+            <w:rStyle w:val="a8"/>
             <w:rFonts w:ascii="Times New Roman" w:hAnsi="Times New Roman" w:cs="Times New Roman"/>
           </w:rPr>
           <w:t>A Tree-Structured Multi-Task Model Recommender</w:t>
@@ -2803,7 +3285,7 @@
     </w:p>
     <w:p>
       <w:pPr>
-        <w:pStyle w:val="ListParagraph"/>
+        <w:pStyle w:val="a3"/>
         <w:numPr>
           <w:ilvl w:val="0"/>
           <w:numId w:val="13"/>
@@ -2827,10 +3309,10 @@
         </w:rPr>
         <w:t xml:space="preserve">, Qizheng Yang, Xiao Liu, Hui Guan, </w:t>
       </w:r>
-      <w:hyperlink r:id="rId21" w:history="1">
+      <w:hyperlink r:id="rId22" w:history="1">
         <w:r>
           <w:rPr>
-            <w:rStyle w:val="Hyperlink"/>
+            <w:rStyle w:val="a8"/>
             <w:rFonts w:ascii="Times New Roman" w:hAnsi="Times New Roman" w:cs="Times New Roman"/>
           </w:rPr>
           <w:t>Rethinking Hard-Parameter Sharing in Multi-Domain Learning</w:t>
@@ -2863,7 +3345,7 @@
     </w:p>
     <w:p>
       <w:pPr>
-        <w:pStyle w:val="ListParagraph"/>
+        <w:pStyle w:val="a3"/>
         <w:numPr>
           <w:ilvl w:val="0"/>
           <w:numId w:val="13"/>
@@ -2893,10 +3375,10 @@
         </w:rPr>
         <w:t xml:space="preserve">, </w:t>
       </w:r>
-      <w:hyperlink r:id="rId22" w:history="1">
+      <w:hyperlink r:id="rId23" w:history="1">
         <w:r>
           <w:rPr>
-            <w:rStyle w:val="Hyperlink"/>
+            <w:rStyle w:val="a8"/>
             <w:rFonts w:ascii="Times New Roman" w:hAnsi="Times New Roman" w:cs="Times New Roman"/>
           </w:rPr>
           <w:t>Reuse-centric K-means Configuration</w:t>
@@ -2911,7 +3393,7 @@
     </w:p>
     <w:p>
       <w:pPr>
-        <w:pStyle w:val="ListParagraph"/>
+        <w:pStyle w:val="a3"/>
         <w:numPr>
           <w:ilvl w:val="0"/>
           <w:numId w:val="13"/>
@@ -2947,10 +3429,10 @@
         </w:rPr>
         <w:t xml:space="preserve">, </w:t>
       </w:r>
-      <w:hyperlink r:id="rId23" w:history="1">
+      <w:hyperlink r:id="rId24" w:history="1">
         <w:r>
           <w:rPr>
-            <w:rStyle w:val="Hyperlink"/>
+            <w:rStyle w:val="a8"/>
             <w:rFonts w:ascii="Times New Roman" w:hAnsi="Times New Roman" w:cs="Times New Roman"/>
           </w:rPr>
           <w:t>Recurrent Neural Networks Meet Context-Free Grammar: Two Birds with One Stone</w:t>
@@ -2995,7 +3477,7 @@
     </w:p>
     <w:p>
       <w:pPr>
-        <w:pStyle w:val="ListParagraph"/>
+        <w:pStyle w:val="a3"/>
         <w:numPr>
           <w:ilvl w:val="0"/>
           <w:numId w:val="13"/>
@@ -3027,13 +3509,21 @@
         </w:rPr>
         <w:t xml:space="preserve">, Xiao Liu, Ying Shen, Shengjie Zhao, Shaoming Zhang, </w:t>
       </w:r>
-      <w:hyperlink r:id="rId24" w:history="1">
+      <w:hyperlink r:id="rId25" w:history="1">
         <w:r>
           <w:rPr>
-            <w:rStyle w:val="Hyperlink"/>
+            <w:rStyle w:val="a8"/>
             <w:rFonts w:ascii="Times New Roman" w:hAnsi="Times New Roman" w:cs="Times New Roman"/>
           </w:rPr>
-          <w:t>Zero-Shot Restoration of Back-lit Images Using Deep Internal Learning</w:t>
+          <w:t xml:space="preserve">Zero-Shot </w:t>
+        </w:r>
+        <w:r>
+          <w:rPr>
+            <w:rStyle w:val="a8"/>
+            <w:rFonts w:ascii="Times New Roman" w:hAnsi="Times New Roman" w:cs="Times New Roman"/>
+          </w:rPr>
+          <w:lastRenderedPageBreak/>
+          <w:t>Restoration of Back-lit Images Using Deep Internal Learning</w:t>
         </w:r>
       </w:hyperlink>
       <w:r>
@@ -3105,7 +3595,7 @@
     </w:p>
     <w:p>
       <w:pPr>
-        <w:pStyle w:val="ListParagraph"/>
+        <w:pStyle w:val="a3"/>
         <w:numPr>
           <w:ilvl w:val="0"/>
           <w:numId w:val="13"/>
@@ -3128,10 +3618,10 @@
         </w:rPr>
         <w:t xml:space="preserve">, Lin Zhang, Xiao Liu, Ying Shen, and Dongqing Wang, </w:t>
       </w:r>
-      <w:hyperlink r:id="rId25" w:history="1">
+      <w:hyperlink r:id="rId26" w:history="1">
         <w:r>
           <w:rPr>
-            <w:rStyle w:val="Hyperlink"/>
+            <w:rStyle w:val="a8"/>
             <w:rFonts w:ascii="Times New Roman" w:hAnsi="Times New Roman" w:cs="Times New Roman"/>
           </w:rPr>
           <w:t>Image exposure assessment: A benchmark and a deep convolutional neural networks based model</w:t>
@@ -3182,7 +3672,7 @@
     </w:p>
     <w:p>
       <w:pPr>
-        <w:pStyle w:val="ListParagraph"/>
+        <w:pStyle w:val="a3"/>
         <w:numPr>
           <w:ilvl w:val="0"/>
           <w:numId w:val="13"/>
@@ -3205,8 +3695,8 @@
         </w:rPr>
         <w:t xml:space="preserve">, Lin Zhang, and Lida Li, </w:t>
       </w:r>
-      <w:bookmarkStart w:id="2" w:name="OLE_LINK7"/>
-      <w:bookmarkStart w:id="3" w:name="OLE_LINK9"/>
+      <w:bookmarkStart w:id="4" w:name="OLE_LINK7"/>
+      <w:bookmarkStart w:id="5" w:name="OLE_LINK9"/>
       <w:r>
         <w:rPr>
           <w:rFonts w:ascii="Times New Roman" w:hAnsi="Times New Roman" w:cs="Times New Roman"/>
@@ -3232,13 +3722,13 @@
       </w:r>
       <w:r>
         <w:rPr>
-          <w:rStyle w:val="Hyperlink"/>
+          <w:rStyle w:val="a8"/>
           <w:rFonts w:ascii="Times New Roman" w:hAnsi="Times New Roman" w:cs="Times New Roman"/>
         </w:rPr>
         <w:t>Illumination quality assessment for face images: a benchmark and a convolutional neural networks based model</w:t>
       </w:r>
-      <w:bookmarkEnd w:id="2"/>
-      <w:bookmarkEnd w:id="3"/>
+      <w:bookmarkEnd w:id="4"/>
+      <w:bookmarkEnd w:id="5"/>
       <w:r>
         <w:rPr>
           <w:rFonts w:ascii="Times New Roman" w:hAnsi="Times New Roman" w:cs="Times New Roman"/>
@@ -3278,7 +3768,7 @@
     </w:p>
     <w:p>
       <w:pPr>
-        <w:pStyle w:val="ListParagraph"/>
+        <w:pStyle w:val="a3"/>
         <w:ind w:left="482" w:firstLineChars="0" w:firstLine="0"/>
         <w:rPr>
           <w:rFonts w:ascii="Times New Roman" w:hAnsi="Times New Roman" w:cs="Times New Roman"/>
@@ -3303,7 +3793,6 @@
           <w:sz w:val="52"/>
           <w:szCs w:val="52"/>
         </w:rPr>
-        <w:lastRenderedPageBreak/>
         <mc:AlternateContent>
           <mc:Choice Requires="wps">
             <w:drawing>
@@ -3362,7 +3851,7 @@
           </mc:Choice>
           <mc:Fallback>
             <w:pict>
-              <v:line w14:anchorId="6911751A" id="直接连接符 5" o:spid="_x0000_s1026" style="position:absolute;flip:y;z-index:251659264;visibility:visible;mso-wrap-style:square;mso-width-percent:0;mso-height-percent:0;mso-wrap-distance-left:9pt;mso-wrap-distance-top:0;mso-wrap-distance-right:9pt;mso-wrap-distance-bottom:0;mso-position-horizontal:absolute;mso-position-horizontal-relative:text;mso-position-vertical:absolute;mso-position-vertical-relative:text;mso-width-percent:0;mso-height-percent:0;mso-width-relative:margin;mso-height-relative:margin" from="-1.65pt,16.7pt" to="457.35pt,16.9pt" o:gfxdata="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" strokecolor="black [3200]" strokeweight=".5pt">
+              <v:line w14:anchorId="30663891" id="直接连接符 5" o:spid="_x0000_s1026" style="position:absolute;flip:y;z-index:251659264;visibility:visible;mso-wrap-style:square;mso-width-percent:0;mso-height-percent:0;mso-wrap-distance-left:9pt;mso-wrap-distance-top:0;mso-wrap-distance-right:9pt;mso-wrap-distance-bottom:0;mso-position-horizontal:absolute;mso-position-horizontal-relative:text;mso-position-vertical:absolute;mso-position-vertical-relative:text;mso-width-percent:0;mso-height-percent:0;mso-width-relative:margin;mso-height-relative:margin" from="-1.65pt,16.7pt" to="457.35pt,16.9pt" o:gfxdata="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" strokecolor="black [3200]" strokeweight=".5pt">
                 <v:stroke joinstyle="miter"/>
               </v:line>
             </w:pict>
@@ -3381,7 +3870,7 @@
     </w:p>
     <w:p>
       <w:pPr>
-        <w:pStyle w:val="ListParagraph"/>
+        <w:pStyle w:val="a3"/>
         <w:numPr>
           <w:ilvl w:val="0"/>
           <w:numId w:val="13"/>
@@ -3394,12 +3883,6 @@
       <w:r>
         <w:rPr>
           <w:rFonts w:ascii="Times New Roman" w:hAnsi="Times New Roman" w:cs="Times New Roman"/>
-        </w:rPr>
-        <w:t xml:space="preserve">Xiao Liu, </w:t>
-      </w:r>
-      <w:r>
-        <w:rPr>
-          <w:rFonts w:ascii="Times New Roman" w:hAnsi="Times New Roman" w:cs="Times New Roman"/>
           <w:b/>
           <w:bCs/>
         </w:rPr>
@@ -3409,7 +3892,7 @@
         <w:rPr>
           <w:rFonts w:ascii="Times New Roman" w:hAnsi="Times New Roman" w:cs="Times New Roman"/>
         </w:rPr>
-        <w:t>, Deepak Ganesan, Hui Guan</w:t>
+        <w:t>, Ruinian Xu, Mudit Agrawal</w:t>
       </w:r>
       <w:r>
         <w:rPr>
@@ -3417,25 +3900,25 @@
         </w:rPr>
         <w:t xml:space="preserve">, </w:t>
       </w:r>
-      <w:hyperlink r:id="rId26" w:history="1">
+      <w:hyperlink r:id="rId27" w:history="1">
         <w:r>
           <w:rPr>
-            <w:rStyle w:val="Hyperlink"/>
+            <w:rStyle w:val="a8"/>
             <w:rFonts w:ascii="Times New Roman" w:hAnsi="Times New Roman" w:cs="Times New Roman"/>
           </w:rPr>
-          <w:t>Communication-Efficient Multi-Device Inference Acceleration for Transformer Models</w:t>
+          <w:t>Simple Supervision Is Hard to Beat: A Bitter Lesson from Sparse Target Labels in Domain-Adaptive Object Detection</w:t>
         </w:r>
       </w:hyperlink>
       <w:r>
         <w:rPr>
           <w:rFonts w:ascii="Times New Roman" w:hAnsi="Times New Roman" w:cs="Times New Roman" w:hint="eastAsia"/>
         </w:rPr>
-        <w:t>, in ArXiv, 2025.</w:t>
-      </w:r>
-    </w:p>
-    <w:p>
-      <w:pPr>
-        <w:pStyle w:val="ListParagraph"/>
+        <w:t>, in ArXiv, 2026.</w:t>
+      </w:r>
+    </w:p>
+    <w:p>
+      <w:pPr>
+        <w:pStyle w:val="a3"/>
         <w:numPr>
           <w:ilvl w:val="0"/>
           <w:numId w:val="13"/>
@@ -3448,18 +3931,6 @@
       <w:r>
         <w:rPr>
           <w:rFonts w:ascii="Times New Roman" w:hAnsi="Times New Roman" w:cs="Times New Roman"/>
-        </w:rPr>
-        <w:t>Yuezhou Sun,</w:t>
-      </w:r>
-      <w:r>
-        <w:rPr>
-          <w:rFonts w:ascii="Times New Roman" w:hAnsi="Times New Roman" w:cs="Times New Roman"/>
-        </w:rPr>
-        <w:t xml:space="preserve"> Wenlong Zhao, </w:t>
-      </w:r>
-      <w:r>
-        <w:rPr>
-          <w:rFonts w:ascii="Times New Roman" w:hAnsi="Times New Roman" w:cs="Times New Roman"/>
           <w:b/>
           <w:bCs/>
         </w:rPr>
@@ -3469,39 +3940,33 @@
         <w:rPr>
           <w:rFonts w:ascii="Times New Roman" w:hAnsi="Times New Roman" w:cs="Times New Roman"/>
         </w:rPr>
-        <w:t xml:space="preserve">, Xiao Liu, Hui Guan, </w:t>
-      </w:r>
-      <w:r>
-        <w:rPr>
-          <w:rFonts w:ascii="Times New Roman" w:hAnsi="Times New Roman" w:cs="Times New Roman"/>
-        </w:rPr>
-        <w:t>Matei Zaharia</w:t>
-      </w:r>
-      <w:r>
-        <w:rPr>
-          <w:rFonts w:ascii="Times New Roman" w:hAnsi="Times New Roman" w:cs="Times New Roman"/>
-        </w:rPr>
-        <w:t xml:space="preserve">, </w:t>
-      </w:r>
-      <w:hyperlink r:id="rId27" w:history="1">
+        <w:t xml:space="preserve">, Nikhil Chacko, </w:t>
+      </w:r>
+      <w:r>
+        <w:rPr>
+          <w:rFonts w:ascii="Times New Roman" w:hAnsi="Times New Roman" w:cs="Times New Roman"/>
+        </w:rPr>
+        <w:t xml:space="preserve">etc.., </w:t>
+      </w:r>
+      <w:hyperlink r:id="rId28" w:history="1">
         <w:r>
           <w:rPr>
-            <w:rStyle w:val="Hyperlink"/>
+            <w:rStyle w:val="a8"/>
             <w:rFonts w:ascii="Times New Roman" w:hAnsi="Times New Roman" w:cs="Times New Roman"/>
           </w:rPr>
-          <w:t>Toward Compact Parameter Representations for Architecture-Agnostic Neural Network Compression</w:t>
+          <w:t>Visual Foresight for Robotic Stow: A Diffusion-Based World Model from Sparse Snapshots</w:t>
         </w:r>
       </w:hyperlink>
       <w:r>
         <w:rPr>
           <w:rFonts w:ascii="Times New Roman" w:hAnsi="Times New Roman" w:cs="Times New Roman"/>
         </w:rPr>
-        <w:t>, in ArXiv, 2021.</w:t>
-      </w:r>
-    </w:p>
-    <w:p>
-      <w:pPr>
-        <w:pStyle w:val="ListParagraph"/>
+        <w:t>, in ArXiv, 2026.</w:t>
+      </w:r>
+    </w:p>
+    <w:p>
+      <w:pPr>
+        <w:pStyle w:val="a3"/>
         <w:numPr>
           <w:ilvl w:val="0"/>
           <w:numId w:val="13"/>
@@ -3531,10 +3996,10 @@
         </w:rPr>
         <w:t xml:space="preserve">, </w:t>
       </w:r>
-      <w:hyperlink r:id="rId28" w:history="1">
+      <w:hyperlink r:id="rId29" w:history="1">
         <w:r>
           <w:rPr>
-            <w:rStyle w:val="Hyperlink"/>
+            <w:rStyle w:val="a8"/>
             <w:rFonts w:ascii="Times New Roman" w:hAnsi="Times New Roman" w:cs="Times New Roman"/>
           </w:rPr>
           <w:t>SID-NISM: A Self-supervised Low-light Image Enhancement Framework</w:t>
@@ -3641,7 +4106,7 @@
                                 <w:rFonts w:ascii="Times New Roman" w:hAnsi="Times New Roman" w:cs="Times New Roman" w:hint="eastAsia"/>
                                 <w:szCs w:val="21"/>
                               </w:rPr>
-                              <w:t>Present</w:t>
+                              <w:t>June.2026</w:t>
                             </w:r>
                           </w:p>
                         </w:txbxContent>
@@ -3663,7 +4128,7 @@
           </mc:Choice>
           <mc:Fallback>
             <w:pict>
-              <v:shape w14:anchorId="3E7A8A9F" id="_x0000_s1033" type="#_x0000_t202" style="position:absolute;left:0;text-align:left;margin-left:226.6pt;margin-top:15.15pt;width:240pt;height:37.5pt;z-index:-251637248;visibility:visible;mso-wrap-style:square;mso-width-percent:0;mso-height-percent:0;mso-wrap-distance-left:9pt;mso-wrap-distance-top:3.6pt;mso-wrap-distance-right:9pt;mso-wrap-distance-bottom:3.6pt;mso-position-horizontal:absolute;mso-position-horizontal-relative:margin;mso-position-vertical:absolute;mso-position-vertical-relative:text;mso-width-percent:0;mso-height-percent:0;mso-width-relative:margin;mso-height-relative:margin;v-text-anchor:top" o:gfxdata="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" stroked="f">
+              <v:shape w14:anchorId="3E7A8A9F" id="_x0000_s1034" type="#_x0000_t202" style="position:absolute;left:0;text-align:left;margin-left:226.6pt;margin-top:15.15pt;width:240pt;height:37.5pt;z-index:-251637248;visibility:visible;mso-wrap-style:square;mso-width-percent:0;mso-height-percent:0;mso-wrap-distance-left:9pt;mso-wrap-distance-top:3.6pt;mso-wrap-distance-right:9pt;mso-wrap-distance-bottom:3.6pt;mso-position-horizontal:absolute;mso-position-horizontal-relative:margin;mso-position-vertical:absolute;mso-position-vertical-relative:text;mso-width-percent:0;mso-height-percent:0;mso-width-relative:margin;mso-height-relative:margin;v-text-anchor:top" o:gfxdata="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" stroked="f">
                 <v:textbox>
                   <w:txbxContent>
                     <w:p>
@@ -3694,7 +4159,7 @@
                           <w:rFonts w:ascii="Times New Roman" w:hAnsi="Times New Roman" w:cs="Times New Roman" w:hint="eastAsia"/>
                           <w:szCs w:val="21"/>
                         </w:rPr>
-                        <w:t>Present</w:t>
+                        <w:t>June.2026</w:t>
                       </w:r>
                     </w:p>
                   </w:txbxContent>
@@ -3771,7 +4236,7 @@
           </mc:Choice>
           <mc:Fallback>
             <w:pict>
-              <v:line w14:anchorId="79B02333" id="直接连接符 7" o:spid="_x0000_s1026" style="position:absolute;flip:y;z-index:251644416;visibility:visible;mso-wrap-style:square;mso-width-percent:0;mso-height-percent:0;mso-wrap-distance-left:9pt;mso-wrap-distance-top:0;mso-wrap-distance-right:9pt;mso-wrap-distance-bottom:0;mso-position-horizontal:absolute;mso-position-horizontal-relative:text;mso-position-vertical:absolute;mso-position-vertical-relative:text;mso-width-percent:0;mso-height-percent:0;mso-width-relative:margin;mso-height-relative:margin" from="-1.65pt,16.7pt" to="457.35pt,16.9pt" o:gfxdata="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" strokecolor="black [3200]" strokeweight=".5pt">
+              <v:line w14:anchorId="48C2DFD0" id="直接连接符 7" o:spid="_x0000_s1026" style="position:absolute;flip:y;z-index:251644416;visibility:visible;mso-wrap-style:square;mso-width-percent:0;mso-height-percent:0;mso-wrap-distance-left:9pt;mso-wrap-distance-top:0;mso-wrap-distance-right:9pt;mso-wrap-distance-bottom:0;mso-position-horizontal:absolute;mso-position-horizontal-relative:text;mso-position-vertical:absolute;mso-position-vertical-relative:text;mso-width-percent:0;mso-height-percent:0;mso-width-relative:margin;mso-height-relative:margin" from="-1.65pt,16.7pt" to="457.35pt,16.9pt" o:gfxdata="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" strokecolor="black [3200]" strokeweight=".5pt">
                 <v:stroke joinstyle="miter"/>
               </v:line>
             </w:pict>
@@ -3855,7 +4320,7 @@
     </w:p>
     <w:p>
       <w:pPr>
-        <w:pStyle w:val="ListParagraph"/>
+        <w:pStyle w:val="a3"/>
         <w:numPr>
           <w:ilvl w:val="0"/>
           <w:numId w:val="16"/>
@@ -3876,7 +4341,7 @@
     </w:p>
     <w:p>
       <w:pPr>
-        <w:pStyle w:val="ListParagraph"/>
+        <w:pStyle w:val="a3"/>
         <w:numPr>
           <w:ilvl w:val="0"/>
           <w:numId w:val="16"/>
@@ -3925,7 +4390,7 @@
     </w:p>
     <w:p>
       <w:pPr>
-        <w:pStyle w:val="ListParagraph"/>
+        <w:pStyle w:val="a3"/>
         <w:numPr>
           <w:ilvl w:val="0"/>
           <w:numId w:val="16"/>
@@ -4127,7 +4592,7 @@
           </mc:Choice>
           <mc:Fallback>
             <w:pict>
-              <v:shape w14:anchorId="2AC7A53F" id="_x0000_s1034" type="#_x0000_t202" style="position:absolute;left:0;text-align:left;margin-left:227.2pt;margin-top:10.7pt;width:240pt;height:37.5pt;z-index:-251660800;visibility:visible;mso-wrap-style:square;mso-width-percent:0;mso-height-percent:0;mso-wrap-distance-left:9pt;mso-wrap-distance-top:3.6pt;mso-wrap-distance-right:9pt;mso-wrap-distance-bottom:3.6pt;mso-position-horizontal:absolute;mso-position-horizontal-relative:margin;mso-position-vertical:absolute;mso-position-vertical-relative:text;mso-width-percent:0;mso-height-percent:0;mso-width-relative:margin;mso-height-relative:margin;v-text-anchor:top" o:gfxdata="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" stroked="f">
+              <v:shape w14:anchorId="2AC7A53F" id="_x0000_s1035" type="#_x0000_t202" style="position:absolute;left:0;text-align:left;margin-left:227.2pt;margin-top:10.7pt;width:240pt;height:37.5pt;z-index:-251660800;visibility:visible;mso-wrap-style:square;mso-width-percent:0;mso-height-percent:0;mso-wrap-distance-left:9pt;mso-wrap-distance-top:3.6pt;mso-wrap-distance-right:9pt;mso-wrap-distance-bottom:3.6pt;mso-position-horizontal:absolute;mso-position-horizontal-relative:margin;mso-position-vertical:absolute;mso-position-vertical-relative:text;mso-width-percent:0;mso-height-percent:0;mso-width-relative:margin;mso-height-relative:margin;v-text-anchor:top" o:gfxdata="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" stroked="f">
                 <v:textbox>
                   <w:txbxContent>
                     <w:p>
@@ -4428,7 +4893,7 @@
     </w:p>
     <w:p>
       <w:pPr>
-        <w:pStyle w:val="ListParagraph"/>
+        <w:pStyle w:val="a3"/>
         <w:numPr>
           <w:ilvl w:val="0"/>
           <w:numId w:val="11"/>
@@ -4471,7 +4936,7 @@
     </w:p>
     <w:p>
       <w:pPr>
-        <w:pStyle w:val="ListParagraph"/>
+        <w:pStyle w:val="a3"/>
         <w:numPr>
           <w:ilvl w:val="0"/>
           <w:numId w:val="11"/>
@@ -4485,6 +4950,7 @@
         <w:rPr>
           <w:rFonts w:ascii="Times New Roman" w:hAnsi="Times New Roman" w:cs="Times New Roman"/>
         </w:rPr>
+        <w:lastRenderedPageBreak/>
         <w:t xml:space="preserve">Designed a </w:t>
       </w:r>
       <w:r>
@@ -4532,7 +4998,7 @@
     </w:p>
     <w:p>
       <w:pPr>
-        <w:pStyle w:val="ListParagraph"/>
+        <w:pStyle w:val="a3"/>
         <w:numPr>
           <w:ilvl w:val="0"/>
           <w:numId w:val="11"/>
@@ -4605,7 +5071,7 @@
     </w:p>
     <w:p>
       <w:pPr>
-        <w:pStyle w:val="ListParagraph"/>
+        <w:pStyle w:val="a3"/>
         <w:numPr>
           <w:ilvl w:val="0"/>
           <w:numId w:val="11"/>
@@ -4619,14 +5085,7 @@
         <w:rPr>
           <w:rFonts w:ascii="Times New Roman" w:hAnsi="Times New Roman" w:cs="Times New Roman"/>
         </w:rPr>
-        <w:t xml:space="preserve">Analyzed the robustness of multi-task systems with existing single-task adversarial attacks and </w:t>
-      </w:r>
-      <w:r>
-        <w:rPr>
-          <w:rFonts w:ascii="Times New Roman" w:hAnsi="Times New Roman" w:cs="Times New Roman"/>
-        </w:rPr>
-        <w:lastRenderedPageBreak/>
-        <w:t>identified their limitations in ruining all the tasks at once; developed dynamic gradient balanced attack to efficiently attack all the tasks simultaneously; demonstrated the relationship between parameter sharing and adversarial vulnerability of multi-task models. (A paper accepted by Neurocomputing’25)</w:t>
+        <w:t>Analyzed the robustness of multi-task systems with existing single-task adversarial attacks and identified their limitations in ruining all the tasks at once; developed dynamic gradient balanced attack to efficiently attack all the tasks simultaneously; demonstrated the relationship between parameter sharing and adversarial vulnerability of multi-task models. (A paper accepted by Neurocomputing’25)</w:t>
       </w:r>
     </w:p>
     <w:p>
@@ -4721,7 +5180,7 @@
           </mc:Choice>
           <mc:Fallback>
             <w:pict>
-              <v:shape w14:anchorId="667F6803" id="_x0000_s1035" type="#_x0000_t202" style="position:absolute;left:0;text-align:left;margin-left:220.7pt;margin-top:14.55pt;width:240pt;height:37.5pt;z-index:-251663360;visibility:visible;mso-wrap-style:square;mso-width-percent:0;mso-height-percent:0;mso-wrap-distance-left:9pt;mso-wrap-distance-top:3.6pt;mso-wrap-distance-right:9pt;mso-wrap-distance-bottom:3.6pt;mso-position-horizontal:absolute;mso-position-horizontal-relative:margin;mso-position-vertical:absolute;mso-position-vertical-relative:text;mso-width-percent:0;mso-height-percent:0;mso-width-relative:margin;mso-height-relative:margin;v-text-anchor:top" o:gfxdata="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" stroked="f">
+              <v:shape w14:anchorId="667F6803" id="_x0000_s1036" type="#_x0000_t202" style="position:absolute;left:0;text-align:left;margin-left:220.7pt;margin-top:14.55pt;width:240pt;height:37.5pt;z-index:-251663360;visibility:visible;mso-wrap-style:square;mso-width-percent:0;mso-height-percent:0;mso-wrap-distance-left:9pt;mso-wrap-distance-top:3.6pt;mso-wrap-distance-right:9pt;mso-wrap-distance-bottom:3.6pt;mso-position-horizontal:absolute;mso-position-horizontal-relative:margin;mso-position-vertical:absolute;mso-position-vertical-relative:text;mso-width-percent:0;mso-height-percent:0;mso-width-relative:margin;mso-height-relative:margin;v-text-anchor:top" o:gfxdata="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" stroked="f">
                 <v:textbox>
                   <w:txbxContent>
                     <w:p>
@@ -4757,8 +5216,8 @@
           <w:b/>
         </w:rPr>
       </w:pPr>
-      <w:bookmarkStart w:id="4" w:name="OLE_LINK1"/>
-      <w:bookmarkStart w:id="5" w:name="OLE_LINK8"/>
+      <w:bookmarkStart w:id="6" w:name="OLE_LINK1"/>
+      <w:bookmarkStart w:id="7" w:name="OLE_LINK8"/>
       <w:r>
         <w:rPr>
           <w:noProof/>
@@ -4843,7 +5302,7 @@
           </mc:Choice>
           <mc:Fallback>
             <w:pict>
-              <v:shape w14:anchorId="7FCA0B44" id="_x0000_s1036" type="#_x0000_t202" style="position:absolute;left:0;text-align:left;margin-left:220.7pt;margin-top:-4.2pt;width:240pt;height:37.5pt;z-index:-251650048;visibility:visible;mso-wrap-style:square;mso-width-percent:0;mso-height-percent:0;mso-wrap-distance-left:9pt;mso-wrap-distance-top:3.6pt;mso-wrap-distance-right:9pt;mso-wrap-distance-bottom:3.6pt;mso-position-horizontal:absolute;mso-position-horizontal-relative:margin;mso-position-vertical:absolute;mso-position-vertical-relative:text;mso-width-percent:0;mso-height-percent:0;mso-width-relative:margin;mso-height-relative:margin;v-text-anchor:top" o:gfxdata="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" stroked="f">
+              <v:shape w14:anchorId="7FCA0B44" id="_x0000_s1037" type="#_x0000_t202" style="position:absolute;left:0;text-align:left;margin-left:220.7pt;margin-top:-4.2pt;width:240pt;height:37.5pt;z-index:-251650048;visibility:visible;mso-wrap-style:square;mso-width-percent:0;mso-height-percent:0;mso-wrap-distance-left:9pt;mso-wrap-distance-top:3.6pt;mso-wrap-distance-right:9pt;mso-wrap-distance-bottom:3.6pt;mso-position-horizontal:absolute;mso-position-horizontal-relative:margin;mso-position-vertical:absolute;mso-position-vertical-relative:text;mso-width-percent:0;mso-height-percent:0;mso-width-relative:margin;mso-height-relative:margin;v-text-anchor:top" o:gfxdata="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" stroked="f">
                 <v:textbox>
                   <w:txbxContent>
                     <w:p>
@@ -5065,7 +5524,7 @@
     </w:p>
     <w:p>
       <w:pPr>
-        <w:pStyle w:val="ListParagraph"/>
+        <w:pStyle w:val="a3"/>
         <w:numPr>
           <w:ilvl w:val="0"/>
           <w:numId w:val="11"/>
@@ -5102,7 +5561,7 @@
     </w:p>
     <w:p>
       <w:pPr>
-        <w:pStyle w:val="ListParagraph"/>
+        <w:pStyle w:val="a3"/>
         <w:numPr>
           <w:ilvl w:val="0"/>
           <w:numId w:val="11"/>
@@ -5315,7 +5774,7 @@
           </mc:Choice>
           <mc:Fallback>
             <w:pict>
-              <v:shape w14:anchorId="65626A97" id="_x0000_s1037" type="#_x0000_t202" style="position:absolute;left:0;text-align:left;margin-left:220.75pt;margin-top:12pt;width:240pt;height:37.5pt;z-index:-251660288;visibility:visible;mso-wrap-style:square;mso-width-percent:0;mso-height-percent:0;mso-wrap-distance-left:9pt;mso-wrap-distance-top:3.6pt;mso-wrap-distance-right:9pt;mso-wrap-distance-bottom:3.6pt;mso-position-horizontal:absolute;mso-position-horizontal-relative:margin;mso-position-vertical:absolute;mso-position-vertical-relative:text;mso-width-percent:0;mso-height-percent:0;mso-width-relative:margin;mso-height-relative:margin;v-text-anchor:top" o:gfxdata="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" stroked="f">
+              <v:shape w14:anchorId="65626A97" id="_x0000_s1038" type="#_x0000_t202" style="position:absolute;left:0;text-align:left;margin-left:220.75pt;margin-top:12pt;width:240pt;height:37.5pt;z-index:-251660288;visibility:visible;mso-wrap-style:square;mso-width-percent:0;mso-height-percent:0;mso-wrap-distance-left:9pt;mso-wrap-distance-top:3.6pt;mso-wrap-distance-right:9pt;mso-wrap-distance-bottom:3.6pt;mso-position-horizontal:absolute;mso-position-horizontal-relative:margin;mso-position-vertical:absolute;mso-position-vertical-relative:text;mso-width-percent:0;mso-height-percent:0;mso-width-relative:margin;mso-height-relative:margin;v-text-anchor:top" o:gfxdata="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" stroked="f">
                 <v:textbox>
                   <w:txbxContent>
                     <w:p>
@@ -5364,8 +5823,8 @@
           </mc:Fallback>
         </mc:AlternateContent>
       </w:r>
-      <w:bookmarkEnd w:id="4"/>
-      <w:bookmarkEnd w:id="5"/>
+      <w:bookmarkEnd w:id="6"/>
+      <w:bookmarkEnd w:id="7"/>
     </w:p>
     <w:p>
       <w:pPr>
@@ -5472,7 +5931,7 @@
           </mc:Choice>
           <mc:Fallback>
             <w:pict>
-              <v:shape w14:anchorId="16575727" id="文本框 10" o:spid="_x0000_s1038" type="#_x0000_t202" style="position:absolute;left:0;text-align:left;margin-left:220.75pt;margin-top:-4.8pt;width:240pt;height:37.5pt;z-index:-251661312;visibility:visible;mso-wrap-style:square;mso-width-percent:0;mso-height-percent:0;mso-wrap-distance-left:9pt;mso-wrap-distance-top:3.6pt;mso-wrap-distance-right:9pt;mso-wrap-distance-bottom:3.6pt;mso-position-horizontal:absolute;mso-position-horizontal-relative:margin;mso-position-vertical:absolute;mso-position-vertical-relative:text;mso-width-percent:0;mso-height-percent:0;mso-width-relative:margin;mso-height-relative:margin;v-text-anchor:top" o:gfxdata="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" stroked="f">
+              <v:shape w14:anchorId="16575727" id="文本框 10" o:spid="_x0000_s1039" type="#_x0000_t202" style="position:absolute;left:0;text-align:left;margin-left:220.75pt;margin-top:-4.8pt;width:240pt;height:37.5pt;z-index:-251661312;visibility:visible;mso-wrap-style:square;mso-width-percent:0;mso-height-percent:0;mso-wrap-distance-left:9pt;mso-wrap-distance-top:3.6pt;mso-wrap-distance-right:9pt;mso-wrap-distance-bottom:3.6pt;mso-position-horizontal:absolute;mso-position-horizontal-relative:margin;mso-position-vertical:absolute;mso-position-vertical-relative:text;mso-width-percent:0;mso-height-percent:0;mso-width-relative:margin;mso-height-relative:margin;v-text-anchor:top" o:gfxdata="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" stroked="f">
                 <v:textbox>
                   <w:txbxContent>
                     <w:p>
@@ -5599,8 +6058,8 @@
           <w:rFonts w:ascii="Times New Roman" w:hAnsi="Times New Roman" w:cs="Times New Roman"/>
         </w:rPr>
       </w:pPr>
-      <w:bookmarkStart w:id="6" w:name="OLE_LINK22"/>
-      <w:bookmarkStart w:id="7" w:name="OLE_LINK23"/>
+      <w:bookmarkStart w:id="8" w:name="OLE_LINK22"/>
+      <w:bookmarkStart w:id="9" w:name="OLE_LINK23"/>
       <w:r>
         <w:rPr>
           <w:rFonts w:ascii="Times New Roman" w:hAnsi="Times New Roman" w:cs="Times New Roman"/>
@@ -5666,7 +6125,7 @@
     </w:p>
     <w:p>
       <w:pPr>
-        <w:pStyle w:val="ListParagraph"/>
+        <w:pStyle w:val="a3"/>
         <w:numPr>
           <w:ilvl w:val="0"/>
           <w:numId w:val="8"/>
@@ -5676,8 +6135,8 @@
           <w:rFonts w:ascii="Times New Roman" w:hAnsi="Times New Roman" w:cs="Times New Roman"/>
         </w:rPr>
       </w:pPr>
-      <w:bookmarkStart w:id="8" w:name="OLE_LINK26"/>
-      <w:bookmarkStart w:id="9" w:name="OLE_LINK27"/>
+      <w:bookmarkStart w:id="10" w:name="OLE_LINK26"/>
+      <w:bookmarkStart w:id="11" w:name="OLE_LINK27"/>
       <w:r>
         <w:rPr>
           <w:rFonts w:ascii="Times New Roman" w:hAnsi="Times New Roman" w:cs="Times New Roman"/>
@@ -5732,8 +6191,8 @@
         </w:rPr>
         <w:t>A paper published on ICME’18</w:t>
       </w:r>
-      <w:bookmarkEnd w:id="8"/>
-      <w:bookmarkEnd w:id="9"/>
+      <w:bookmarkEnd w:id="10"/>
+      <w:bookmarkEnd w:id="11"/>
       <w:r>
         <w:rPr>
           <w:rFonts w:ascii="Times New Roman" w:hAnsi="Times New Roman" w:cs="Times New Roman"/>
@@ -5747,11 +6206,11 @@
         <w:t xml:space="preserve"> </w:t>
       </w:r>
     </w:p>
-    <w:bookmarkEnd w:id="6"/>
-    <w:bookmarkEnd w:id="7"/>
-    <w:p>
-      <w:pPr>
-        <w:pStyle w:val="ListParagraph"/>
+    <w:bookmarkEnd w:id="8"/>
+    <w:bookmarkEnd w:id="9"/>
+    <w:p>
+      <w:pPr>
+        <w:pStyle w:val="a3"/>
         <w:numPr>
           <w:ilvl w:val="0"/>
           <w:numId w:val="8"/>
@@ -5839,8 +6298,8 @@
         </w:rPr>
         <w:t xml:space="preserve">. </w:t>
       </w:r>
-      <w:bookmarkStart w:id="10" w:name="OLE_LINK24"/>
-      <w:bookmarkStart w:id="11" w:name="OLE_LINK25"/>
+      <w:bookmarkStart w:id="12" w:name="OLE_LINK24"/>
+      <w:bookmarkStart w:id="13" w:name="OLE_LINK25"/>
       <w:r>
         <w:rPr>
           <w:rFonts w:ascii="Times New Roman" w:hAnsi="Times New Roman" w:cs="Times New Roman"/>
@@ -5901,8 +6360,8 @@
         </w:rPr>
         <w:t>17</w:t>
       </w:r>
-      <w:bookmarkEnd w:id="10"/>
-      <w:bookmarkEnd w:id="11"/>
+      <w:bookmarkEnd w:id="12"/>
+      <w:bookmarkEnd w:id="13"/>
       <w:r>
         <w:rPr>
           <w:rFonts w:ascii="Times New Roman" w:hAnsi="Times New Roman" w:cs="Times New Roman"/>
@@ -5920,19 +6379,226 @@
     <w:p>
       <w:pPr>
         <w:rPr>
-          <w:rFonts w:ascii="Times New Roman" w:hAnsi="Times New Roman" w:cs="Times New Roman"/>
-        </w:rPr>
-      </w:pPr>
-    </w:p>
-    <w:p>
-      <w:pPr>
-        <w:spacing w:line="276" w:lineRule="auto"/>
-        <w:rPr>
-          <w:rFonts w:ascii="Times New Roman" w:hAnsi="Times New Roman" w:cs="Times New Roman"/>
+          <w:rFonts w:ascii="Times New Roman" w:hAnsi="Times New Roman" w:cs="Times New Roman" w:hint="eastAsia"/>
+        </w:rPr>
+      </w:pPr>
+      <w:r>
+        <w:rPr>
+          <w:b/>
+          <w:noProof/>
+          <w:sz w:val="52"/>
+          <w:szCs w:val="52"/>
+        </w:rPr>
+        <mc:AlternateContent>
+          <mc:Choice Requires="wps">
+            <w:drawing>
+              <wp:anchor distT="0" distB="0" distL="114300" distR="114300" simplePos="0" relativeHeight="251658752" behindDoc="0" locked="0" layoutInCell="1" allowOverlap="1" wp14:anchorId="21F21EA2" wp14:editId="78C1BB18">
+                <wp:simplePos x="0" y="0"/>
+                <wp:positionH relativeFrom="column">
+                  <wp:posOffset>0</wp:posOffset>
+                </wp:positionH>
+                <wp:positionV relativeFrom="paragraph">
+                  <wp:posOffset>187261</wp:posOffset>
+                </wp:positionV>
+                <wp:extent cx="5829300" cy="2540"/>
+                <wp:effectExtent l="0" t="0" r="19050" b="35560"/>
+                <wp:wrapNone/>
+                <wp:docPr id="204611306" name="直接连接符 204611306"/>
+                <wp:cNvGraphicFramePr/>
+                <a:graphic xmlns:a="http://schemas.openxmlformats.org/drawingml/2006/main">
+                  <a:graphicData uri="http://schemas.microsoft.com/office/word/2010/wordprocessingShape">
+                    <wps:wsp>
+                      <wps:cNvCnPr/>
+                      <wps:spPr>
+                        <a:xfrm flipV="1">
+                          <a:off x="0" y="0"/>
+                          <a:ext cx="5829300" cy="2540"/>
+                        </a:xfrm>
+                        <a:prstGeom prst="line">
+                          <a:avLst/>
+                        </a:prstGeom>
+                      </wps:spPr>
+                      <wps:style>
+                        <a:lnRef idx="1">
+                          <a:schemeClr val="dk1"/>
+                        </a:lnRef>
+                        <a:fillRef idx="0">
+                          <a:schemeClr val="dk1"/>
+                        </a:fillRef>
+                        <a:effectRef idx="0">
+                          <a:schemeClr val="dk1"/>
+                        </a:effectRef>
+                        <a:fontRef idx="minor">
+                          <a:schemeClr val="tx1"/>
+                        </a:fontRef>
+                      </wps:style>
+                      <wps:bodyPr/>
+                    </wps:wsp>
+                  </a:graphicData>
+                </a:graphic>
+                <wp14:sizeRelH relativeFrom="margin">
+                  <wp14:pctWidth>0</wp14:pctWidth>
+                </wp14:sizeRelH>
+                <wp14:sizeRelV relativeFrom="margin">
+                  <wp14:pctHeight>0</wp14:pctHeight>
+                </wp14:sizeRelV>
+              </wp:anchor>
+            </w:drawing>
+          </mc:Choice>
+          <mc:Fallback>
+            <w:pict>
+              <v:line w14:anchorId="43472CF0" id="直接连接符 204611306" o:spid="_x0000_s1026" style="position:absolute;flip:y;z-index:251658752;visibility:visible;mso-wrap-style:square;mso-width-percent:0;mso-height-percent:0;mso-wrap-distance-left:9pt;mso-wrap-distance-top:0;mso-wrap-distance-right:9pt;mso-wrap-distance-bottom:0;mso-position-horizontal:absolute;mso-position-horizontal-relative:text;mso-position-vertical:absolute;mso-position-vertical-relative:text;mso-width-percent:0;mso-height-percent:0;mso-width-relative:margin;mso-height-relative:margin" from="0,14.75pt" to="459pt,14.95pt" o:gfxdata="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" strokecolor="black [3200]" strokeweight=".5pt">
+                <v:stroke joinstyle="miter"/>
+              </v:line>
+            </w:pict>
+          </mc:Fallback>
+        </mc:AlternateContent>
+      </w:r>
+      <w:r>
+        <w:rPr>
+          <w:rFonts w:ascii="Times New Roman" w:hAnsi="Times New Roman" w:cs="Times New Roman" w:hint="eastAsia"/>
           <w:b/>
           <w:sz w:val="24"/>
           <w:szCs w:val="24"/>
         </w:rPr>
+        <w:t>SERVICE</w:t>
+      </w:r>
+    </w:p>
+    <w:p>
+      <w:pPr>
+        <w:pStyle w:val="a3"/>
+        <w:numPr>
+          <w:ilvl w:val="0"/>
+          <w:numId w:val="18"/>
+        </w:numPr>
+        <w:ind w:firstLineChars="0"/>
+        <w:rPr>
+          <w:rFonts w:ascii="Times New Roman" w:hAnsi="Times New Roman" w:cs="Times New Roman"/>
+        </w:rPr>
+      </w:pPr>
+      <w:r>
+        <w:rPr>
+          <w:rFonts w:ascii="Times New Roman" w:hAnsi="Times New Roman" w:cs="Times New Roman" w:hint="eastAsia"/>
+        </w:rPr>
+        <w:t xml:space="preserve">ICLR 2027 Area Chair, </w:t>
+      </w:r>
+      <w:r>
+        <w:rPr>
+          <w:rFonts w:ascii="Times New Roman" w:hAnsi="Times New Roman" w:cs="Times New Roman"/>
+        </w:rPr>
+        <w:t>TMLR</w:t>
+      </w:r>
+      <w:r>
+        <w:rPr>
+          <w:rFonts w:ascii="Times New Roman" w:hAnsi="Times New Roman" w:cs="Times New Roman" w:hint="eastAsia"/>
+        </w:rPr>
+        <w:t xml:space="preserve"> Yearly Reviewer</w:t>
+      </w:r>
+    </w:p>
+    <w:p>
+      <w:pPr>
+        <w:pStyle w:val="a3"/>
+        <w:numPr>
+          <w:ilvl w:val="0"/>
+          <w:numId w:val="18"/>
+        </w:numPr>
+        <w:ind w:firstLineChars="0"/>
+        <w:rPr>
+          <w:rFonts w:ascii="Times New Roman" w:hAnsi="Times New Roman" w:cs="Times New Roman"/>
+        </w:rPr>
+      </w:pPr>
+      <w:r>
+        <w:rPr>
+          <w:rFonts w:ascii="Times New Roman" w:hAnsi="Times New Roman" w:cs="Times New Roman"/>
+        </w:rPr>
+        <w:t>NeurIPS 2022-202</w:t>
+      </w:r>
+      <w:r>
+        <w:rPr>
+          <w:rFonts w:ascii="Times New Roman" w:hAnsi="Times New Roman" w:cs="Times New Roman" w:hint="eastAsia"/>
+        </w:rPr>
+        <w:t>6</w:t>
+      </w:r>
+      <w:r>
+        <w:rPr>
+          <w:rFonts w:ascii="Times New Roman" w:hAnsi="Times New Roman" w:cs="Times New Roman"/>
+        </w:rPr>
+        <w:t>, ICML 2023-202</w:t>
+      </w:r>
+      <w:r>
+        <w:rPr>
+          <w:rFonts w:ascii="Times New Roman" w:hAnsi="Times New Roman" w:cs="Times New Roman" w:hint="eastAsia"/>
+        </w:rPr>
+        <w:t>6</w:t>
+      </w:r>
+      <w:r>
+        <w:rPr>
+          <w:rFonts w:ascii="Times New Roman" w:hAnsi="Times New Roman" w:cs="Times New Roman"/>
+        </w:rPr>
+        <w:t>, ICLR 2023-202</w:t>
+      </w:r>
+      <w:r>
+        <w:rPr>
+          <w:rFonts w:ascii="Times New Roman" w:hAnsi="Times New Roman" w:cs="Times New Roman" w:hint="eastAsia"/>
+        </w:rPr>
+        <w:t>6, AAAI 2027 Reviewer</w:t>
+      </w:r>
+    </w:p>
+    <w:p>
+      <w:pPr>
+        <w:numPr>
+          <w:ilvl w:val="0"/>
+          <w:numId w:val="17"/>
+        </w:numPr>
+        <w:tabs>
+          <w:tab w:val="num" w:pos="720"/>
+        </w:tabs>
+        <w:rPr>
+          <w:rFonts w:ascii="Times New Roman" w:hAnsi="Times New Roman" w:cs="Times New Roman"/>
+        </w:rPr>
+      </w:pPr>
+      <w:r>
+        <w:rPr>
+          <w:rFonts w:ascii="Times New Roman" w:hAnsi="Times New Roman" w:cs="Times New Roman"/>
+        </w:rPr>
+        <w:t>CVPR 2024-2025, ICCV 2025</w:t>
+      </w:r>
+      <w:r>
+        <w:rPr>
+          <w:rFonts w:ascii="Times New Roman" w:hAnsi="Times New Roman" w:cs="Times New Roman" w:hint="eastAsia"/>
+        </w:rPr>
+        <w:t xml:space="preserve">, ECCV 2026 </w:t>
+      </w:r>
+      <w:r>
+        <w:rPr>
+          <w:rFonts w:ascii="Times New Roman" w:hAnsi="Times New Roman" w:cs="Times New Roman" w:hint="eastAsia"/>
+        </w:rPr>
+        <w:t>Reviewer</w:t>
+      </w:r>
+    </w:p>
+    <w:p>
+      <w:pPr>
+        <w:rPr>
+          <w:rFonts w:ascii="Times New Roman" w:hAnsi="Times New Roman" w:cs="Times New Roman"/>
+        </w:rPr>
+      </w:pPr>
+    </w:p>
+    <w:p>
+      <w:pPr>
+        <w:rPr>
+          <w:rFonts w:ascii="Times New Roman" w:hAnsi="Times New Roman" w:cs="Times New Roman"/>
+        </w:rPr>
+      </w:pPr>
+    </w:p>
+    <w:p>
+      <w:pPr>
+        <w:spacing w:line="276" w:lineRule="auto"/>
+        <w:rPr>
+          <w:rFonts w:ascii="Times New Roman" w:hAnsi="Times New Roman" w:cs="Times New Roman"/>
+          <w:b/>
+          <w:sz w:val="24"/>
+          <w:szCs w:val="24"/>
+        </w:rPr>
       </w:pPr>
       <w:r>
         <w:rPr>
@@ -5940,6 +6606,7 @@
           <w:b/>
           <w:noProof/>
         </w:rPr>
+        <w:lastRenderedPageBreak/>
         <mc:AlternateContent>
           <mc:Choice Requires="wps">
             <w:drawing>
@@ -6189,8 +6856,8 @@
                                 <w:szCs w:val="21"/>
                               </w:rPr>
                             </w:pPr>
-                            <w:bookmarkStart w:id="12" w:name="OLE_LINK42"/>
-                            <w:bookmarkStart w:id="13" w:name="OLE_LINK43"/>
+                            <w:bookmarkStart w:id="14" w:name="OLE_LINK42"/>
+                            <w:bookmarkStart w:id="15" w:name="OLE_LINK43"/>
                             <w:r>
                               <w:rPr>
                                 <w:rFonts w:ascii="Times New Roman" w:hAnsi="Times New Roman" w:cs="Times New Roman"/>
@@ -6205,8 +6872,8 @@
                               </w:rPr>
                               <w:t>, China</w:t>
                             </w:r>
-                            <w:bookmarkEnd w:id="12"/>
-                            <w:bookmarkEnd w:id="13"/>
+                            <w:bookmarkEnd w:id="14"/>
+                            <w:bookmarkEnd w:id="15"/>
                             <w:r>
                               <w:rPr>
                                 <w:rFonts w:ascii="Times New Roman" w:hAnsi="Times New Roman" w:cs="Times New Roman"/>
@@ -6284,7 +6951,7 @@
           </mc:Choice>
           <mc:Fallback>
             <w:pict>
-              <v:shape w14:anchorId="134B7102" id="文本框 9" o:spid="_x0000_s1039" type="#_x0000_t202" style="position:absolute;left:0;text-align:left;margin-left:221.1pt;margin-top:14.45pt;width:240pt;height:136pt;z-index:-251652096;visibility:visible;mso-wrap-style:square;mso-width-percent:0;mso-height-percent:0;mso-wrap-distance-left:9pt;mso-wrap-distance-top:3.6pt;mso-wrap-distance-right:9pt;mso-wrap-distance-bottom:3.6pt;mso-position-horizontal:absolute;mso-position-horizontal-relative:margin;mso-position-vertical:absolute;mso-position-vertical-relative:text;mso-width-percent:0;mso-height-percent:0;mso-width-relative:margin;mso-height-relative:margin;v-text-anchor:top" o:gfxdata="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" stroked="f">
+              <v:shape w14:anchorId="134B7102" id="文本框 9" o:spid="_x0000_s1040" type="#_x0000_t202" style="position:absolute;left:0;text-align:left;margin-left:221.1pt;margin-top:14.45pt;width:240pt;height:136pt;z-index:-251652096;visibility:visible;mso-wrap-style:square;mso-width-percent:0;mso-height-percent:0;mso-wrap-distance-left:9pt;mso-wrap-distance-top:3.6pt;mso-wrap-distance-right:9pt;mso-wrap-distance-bottom:3.6pt;mso-position-horizontal:absolute;mso-position-horizontal-relative:margin;mso-position-vertical:absolute;mso-position-vertical-relative:text;mso-width-percent:0;mso-height-percent:0;mso-width-relative:margin;mso-height-relative:margin;v-text-anchor:top" o:gfxdata="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" stroked="f">
                 <v:textbox>
                   <w:txbxContent>
                     <w:p>
@@ -6492,8 +7159,8 @@
                           <w:szCs w:val="21"/>
                         </w:rPr>
                       </w:pPr>
-                      <w:bookmarkStart w:id="14" w:name="OLE_LINK42"/>
-                      <w:bookmarkStart w:id="15" w:name="OLE_LINK43"/>
+                      <w:bookmarkStart w:id="16" w:name="OLE_LINK42"/>
+                      <w:bookmarkStart w:id="17" w:name="OLE_LINK43"/>
                       <w:r>
                         <w:rPr>
                           <w:rFonts w:ascii="Times New Roman" w:hAnsi="Times New Roman" w:cs="Times New Roman"/>
@@ -6508,8 +7175,8 @@
                         </w:rPr>
                         <w:t>, China</w:t>
                       </w:r>
-                      <w:bookmarkEnd w:id="14"/>
-                      <w:bookmarkEnd w:id="15"/>
+                      <w:bookmarkEnd w:id="16"/>
+                      <w:bookmarkEnd w:id="17"/>
                       <w:r>
                         <w:rPr>
                           <w:rFonts w:ascii="Times New Roman" w:hAnsi="Times New Roman" w:cs="Times New Roman"/>
@@ -6642,7 +7309,7 @@
           </mc:Choice>
           <mc:Fallback>
             <w:pict>
-              <v:line w14:anchorId="0556F9D7" id="直接连接符 15" o:spid="_x0000_s1026" style="position:absolute;flip:y;z-index:251649024;visibility:visible;mso-wrap-style:square;mso-width-percent:0;mso-height-percent:0;mso-wrap-distance-left:9pt;mso-wrap-distance-top:0;mso-wrap-distance-right:9pt;mso-wrap-distance-bottom:0;mso-position-horizontal:absolute;mso-position-horizontal-relative:text;mso-position-vertical:absolute;mso-position-vertical-relative:text;mso-width-percent:0;mso-height-percent:0;mso-width-relative:margin;mso-height-relative:margin" from="-1.65pt,16.7pt" to="457.35pt,16.9pt" o:gfxdata="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" strokecolor="black [3200]" strokeweight=".5pt">
+              <v:line w14:anchorId="5B9D8939" id="直接连接符 15" o:spid="_x0000_s1026" style="position:absolute;flip:y;z-index:251649024;visibility:visible;mso-wrap-style:square;mso-width-percent:0;mso-height-percent:0;mso-wrap-distance-left:9pt;mso-wrap-distance-top:0;mso-wrap-distance-right:9pt;mso-wrap-distance-bottom:0;mso-position-horizontal:absolute;mso-position-horizontal-relative:text;mso-position-vertical:absolute;mso-position-vertical-relative:text;mso-width-percent:0;mso-height-percent:0;mso-width-relative:margin;mso-height-relative:margin" from="-1.65pt,16.7pt" to="457.35pt,16.9pt" o:gfxdata="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" strokecolor="black [3200]" strokeweight=".5pt">
                 <v:stroke joinstyle="miter"/>
               </v:line>
             </w:pict>
@@ -6666,8 +7333,8 @@
           <w:bCs/>
         </w:rPr>
       </w:pPr>
-      <w:bookmarkStart w:id="16" w:name="OLE_LINK40"/>
-      <w:bookmarkStart w:id="17" w:name="OLE_LINK41"/>
+      <w:bookmarkStart w:id="18" w:name="OLE_LINK40"/>
+      <w:bookmarkStart w:id="19" w:name="OLE_LINK41"/>
       <w:r>
         <w:rPr>
           <w:rFonts w:ascii="Times New Roman" w:hAnsi="Times New Roman" w:cs="Times New Roman"/>
@@ -6794,8 +7461,8 @@
         </w:rPr>
         <w:t xml:space="preserve">National Scholarship for Graduate Students </w:t>
       </w:r>
-      <w:bookmarkEnd w:id="16"/>
-      <w:bookmarkEnd w:id="17"/>
+      <w:bookmarkEnd w:id="18"/>
+      <w:bookmarkEnd w:id="19"/>
       <w:r>
         <w:rPr>
           <w:rFonts w:ascii="Times New Roman" w:hAnsi="Times New Roman" w:cs="Times New Roman"/>
@@ -7208,6 +7875,119 @@
     </w:lvl>
   </w:abstractNum>
   <w:abstractNum w:abstractNumId="3" w15:restartNumberingAfterBreak="0">
+    <w:nsid w:val="1B9A1F5B"/>
+    <w:multiLevelType w:val="hybridMultilevel"/>
+    <w:tmpl w:val="238890BE"/>
+    <w:lvl w:ilvl="0" w:tplc="04090001">
+      <w:start w:val="1"/>
+      <w:numFmt w:val="bullet"/>
+      <w:lvlText w:val=""/>
+      <w:lvlJc w:val="left"/>
+      <w:pPr>
+        <w:ind w:left="360" w:hanging="360"/>
+      </w:pPr>
+      <w:rPr>
+        <w:rFonts w:ascii="Symbol" w:hAnsi="Symbol" w:hint="default"/>
+      </w:rPr>
+    </w:lvl>
+    <w:lvl w:ilvl="1" w:tplc="04090003" w:tentative="1">
+      <w:start w:val="1"/>
+      <w:numFmt w:val="bullet"/>
+      <w:lvlText w:val="o"/>
+      <w:lvlJc w:val="left"/>
+      <w:pPr>
+        <w:ind w:left="1080" w:hanging="360"/>
+      </w:pPr>
+      <w:rPr>
+        <w:rFonts w:ascii="Courier New" w:hAnsi="Courier New" w:cs="Courier New" w:hint="default"/>
+      </w:rPr>
+    </w:lvl>
+    <w:lvl w:ilvl="2" w:tplc="04090005" w:tentative="1">
+      <w:start w:val="1"/>
+      <w:numFmt w:val="bullet"/>
+      <w:lvlText w:val=""/>
+      <w:lvlJc w:val="left"/>
+      <w:pPr>
+        <w:ind w:left="1800" w:hanging="360"/>
+      </w:pPr>
+      <w:rPr>
+        <w:rFonts w:ascii="Wingdings" w:hAnsi="Wingdings" w:hint="default"/>
+      </w:rPr>
+    </w:lvl>
+    <w:lvl w:ilvl="3" w:tplc="04090001" w:tentative="1">
+      <w:start w:val="1"/>
+      <w:numFmt w:val="bullet"/>
+      <w:lvlText w:val=""/>
+      <w:lvlJc w:val="left"/>
+      <w:pPr>
+        <w:ind w:left="2520" w:hanging="360"/>
+      </w:pPr>
+      <w:rPr>
+        <w:rFonts w:ascii="Symbol" w:hAnsi="Symbol" w:hint="default"/>
+      </w:rPr>
+    </w:lvl>
+    <w:lvl w:ilvl="4" w:tplc="04090003" w:tentative="1">
+      <w:start w:val="1"/>
+      <w:numFmt w:val="bullet"/>
+      <w:lvlText w:val="o"/>
+      <w:lvlJc w:val="left"/>
+      <w:pPr>
+        <w:ind w:left="3240" w:hanging="360"/>
+      </w:pPr>
+      <w:rPr>
+        <w:rFonts w:ascii="Courier New" w:hAnsi="Courier New" w:cs="Courier New" w:hint="default"/>
+      </w:rPr>
+    </w:lvl>
+    <w:lvl w:ilvl="5" w:tplc="04090005" w:tentative="1">
+      <w:start w:val="1"/>
+      <w:numFmt w:val="bullet"/>
+      <w:lvlText w:val=""/>
+      <w:lvlJc w:val="left"/>
+      <w:pPr>
+        <w:ind w:left="3960" w:hanging="360"/>
+      </w:pPr>
+      <w:rPr>
+        <w:rFonts w:ascii="Wingdings" w:hAnsi="Wingdings" w:hint="default"/>
+      </w:rPr>
+    </w:lvl>
+    <w:lvl w:ilvl="6" w:tplc="04090001" w:tentative="1">
+      <w:start w:val="1"/>
+      <w:numFmt w:val="bullet"/>
+      <w:lvlText w:val=""/>
+      <w:lvlJc w:val="left"/>
+      <w:pPr>
+        <w:ind w:left="4680" w:hanging="360"/>
+      </w:pPr>
+      <w:rPr>
+        <w:rFonts w:ascii="Symbol" w:hAnsi="Symbol" w:hint="default"/>
+      </w:rPr>
+    </w:lvl>
+    <w:lvl w:ilvl="7" w:tplc="04090003" w:tentative="1">
+      <w:start w:val="1"/>
+      <w:numFmt w:val="bullet"/>
+      <w:lvlText w:val="o"/>
+      <w:lvlJc w:val="left"/>
+      <w:pPr>
+        <w:ind w:left="5400" w:hanging="360"/>
+      </w:pPr>
+      <w:rPr>
+        <w:rFonts w:ascii="Courier New" w:hAnsi="Courier New" w:cs="Courier New" w:hint="default"/>
+      </w:rPr>
+    </w:lvl>
+    <w:lvl w:ilvl="8" w:tplc="04090005" w:tentative="1">
+      <w:start w:val="1"/>
+      <w:numFmt w:val="bullet"/>
+      <w:lvlText w:val=""/>
+      <w:lvlJc w:val="left"/>
+      <w:pPr>
+        <w:ind w:left="6120" w:hanging="360"/>
+      </w:pPr>
+      <w:rPr>
+        <w:rFonts w:ascii="Wingdings" w:hAnsi="Wingdings" w:hint="default"/>
+      </w:rPr>
+    </w:lvl>
+  </w:abstractNum>
+  <w:abstractNum w:abstractNumId="4" w15:restartNumberingAfterBreak="0">
     <w:nsid w:val="216E2606"/>
     <w:multiLevelType w:val="hybridMultilevel"/>
     <w:tmpl w:val="D542CCD4"/>
@@ -7322,7 +8102,7 @@
       </w:rPr>
     </w:lvl>
   </w:abstractNum>
-  <w:abstractNum w:abstractNumId="4" w15:restartNumberingAfterBreak="0">
+  <w:abstractNum w:abstractNumId="5" w15:restartNumberingAfterBreak="0">
     <w:nsid w:val="21B66B4C"/>
     <w:multiLevelType w:val="hybridMultilevel"/>
     <w:tmpl w:val="19ECEEFC"/>
@@ -7437,7 +8217,7 @@
       </w:rPr>
     </w:lvl>
   </w:abstractNum>
-  <w:abstractNum w:abstractNumId="5" w15:restartNumberingAfterBreak="0">
+  <w:abstractNum w:abstractNumId="6" w15:restartNumberingAfterBreak="0">
     <w:nsid w:val="27DC68A1"/>
     <w:multiLevelType w:val="hybridMultilevel"/>
     <w:tmpl w:val="2EDADE44"/>
@@ -7552,7 +8332,7 @@
       </w:rPr>
     </w:lvl>
   </w:abstractNum>
-  <w:abstractNum w:abstractNumId="6" w15:restartNumberingAfterBreak="0">
+  <w:abstractNum w:abstractNumId="7" w15:restartNumberingAfterBreak="0">
     <w:nsid w:val="28B03178"/>
     <w:multiLevelType w:val="hybridMultilevel"/>
     <w:tmpl w:val="187EF984"/>
@@ -7667,7 +8447,7 @@
       </w:rPr>
     </w:lvl>
   </w:abstractNum>
-  <w:abstractNum w:abstractNumId="7" w15:restartNumberingAfterBreak="0">
+  <w:abstractNum w:abstractNumId="8" w15:restartNumberingAfterBreak="0">
     <w:nsid w:val="37BB3047"/>
     <w:multiLevelType w:val="hybridMultilevel"/>
     <w:tmpl w:val="5A2A766A"/>
@@ -7780,7 +8560,7 @@
       </w:rPr>
     </w:lvl>
   </w:abstractNum>
-  <w:abstractNum w:abstractNumId="8" w15:restartNumberingAfterBreak="0">
+  <w:abstractNum w:abstractNumId="9" w15:restartNumberingAfterBreak="0">
     <w:nsid w:val="39437F8F"/>
     <w:multiLevelType w:val="hybridMultilevel"/>
     <w:tmpl w:val="E7DC6F06"/>
@@ -7895,7 +8675,7 @@
       </w:rPr>
     </w:lvl>
   </w:abstractNum>
-  <w:abstractNum w:abstractNumId="9" w15:restartNumberingAfterBreak="0">
+  <w:abstractNum w:abstractNumId="10" w15:restartNumberingAfterBreak="0">
     <w:nsid w:val="39D149C1"/>
     <w:multiLevelType w:val="hybridMultilevel"/>
     <w:tmpl w:val="5D1EB826"/>
@@ -8010,7 +8790,7 @@
       </w:rPr>
     </w:lvl>
   </w:abstractNum>
-  <w:abstractNum w:abstractNumId="10" w15:restartNumberingAfterBreak="0">
+  <w:abstractNum w:abstractNumId="11" w15:restartNumberingAfterBreak="0">
     <w:nsid w:val="3AA03DBE"/>
     <w:multiLevelType w:val="hybridMultilevel"/>
     <w:tmpl w:val="88883FF6"/>
@@ -8125,7 +8905,156 @@
       </w:rPr>
     </w:lvl>
   </w:abstractNum>
-  <w:abstractNum w:abstractNumId="11" w15:restartNumberingAfterBreak="0">
+  <w:abstractNum w:abstractNumId="12" w15:restartNumberingAfterBreak="0">
+    <w:nsid w:val="4CD679C2"/>
+    <w:multiLevelType w:val="multilevel"/>
+    <w:tmpl w:val="D6F4F63C"/>
+    <w:lvl w:ilvl="0">
+      <w:start w:val="1"/>
+      <w:numFmt w:val="bullet"/>
+      <w:lvlText w:val=""/>
+      <w:lvlJc w:val="left"/>
+      <w:pPr>
+        <w:tabs>
+          <w:tab w:val="num" w:pos="360"/>
+        </w:tabs>
+        <w:ind w:left="360" w:hanging="360"/>
+      </w:pPr>
+      <w:rPr>
+        <w:rFonts w:ascii="Symbol" w:hAnsi="Symbol" w:hint="default"/>
+        <w:sz w:val="20"/>
+      </w:rPr>
+    </w:lvl>
+    <w:lvl w:ilvl="1" w:tentative="1">
+      <w:start w:val="1"/>
+      <w:numFmt w:val="bullet"/>
+      <w:lvlText w:val="o"/>
+      <w:lvlJc w:val="left"/>
+      <w:pPr>
+        <w:tabs>
+          <w:tab w:val="num" w:pos="1080"/>
+        </w:tabs>
+        <w:ind w:left="1080" w:hanging="360"/>
+      </w:pPr>
+      <w:rPr>
+        <w:rFonts w:ascii="Courier New" w:hAnsi="Courier New" w:hint="default"/>
+        <w:sz w:val="20"/>
+      </w:rPr>
+    </w:lvl>
+    <w:lvl w:ilvl="2" w:tentative="1">
+      <w:start w:val="1"/>
+      <w:numFmt w:val="bullet"/>
+      <w:lvlText w:val=""/>
+      <w:lvlJc w:val="left"/>
+      <w:pPr>
+        <w:tabs>
+          <w:tab w:val="num" w:pos="1800"/>
+        </w:tabs>
+        <w:ind w:left="1800" w:hanging="360"/>
+      </w:pPr>
+      <w:rPr>
+        <w:rFonts w:ascii="Wingdings" w:hAnsi="Wingdings" w:hint="default"/>
+        <w:sz w:val="20"/>
+      </w:rPr>
+    </w:lvl>
+    <w:lvl w:ilvl="3" w:tentative="1">
+      <w:start w:val="1"/>
+      <w:numFmt w:val="bullet"/>
+      <w:lvlText w:val=""/>
+      <w:lvlJc w:val="left"/>
+      <w:pPr>
+        <w:tabs>
+          <w:tab w:val="num" w:pos="2520"/>
+        </w:tabs>
+        <w:ind w:left="2520" w:hanging="360"/>
+      </w:pPr>
+      <w:rPr>
+        <w:rFonts w:ascii="Wingdings" w:hAnsi="Wingdings" w:hint="default"/>
+        <w:sz w:val="20"/>
+      </w:rPr>
+    </w:lvl>
+    <w:lvl w:ilvl="4" w:tentative="1">
+      <w:start w:val="1"/>
+      <w:numFmt w:val="bullet"/>
+      <w:lvlText w:val=""/>
+      <w:lvlJc w:val="left"/>
+      <w:pPr>
+        <w:tabs>
+          <w:tab w:val="num" w:pos="3240"/>
+        </w:tabs>
+        <w:ind w:left="3240" w:hanging="360"/>
+      </w:pPr>
+      <w:rPr>
+        <w:rFonts w:ascii="Wingdings" w:hAnsi="Wingdings" w:hint="default"/>
+        <w:sz w:val="20"/>
+      </w:rPr>
+    </w:lvl>
+    <w:lvl w:ilvl="5" w:tentative="1">
+      <w:start w:val="1"/>
+      <w:numFmt w:val="bullet"/>
+      <w:lvlText w:val=""/>
+      <w:lvlJc w:val="left"/>
+      <w:pPr>
+        <w:tabs>
+          <w:tab w:val="num" w:pos="3960"/>
+        </w:tabs>
+        <w:ind w:left="3960" w:hanging="360"/>
+      </w:pPr>
+      <w:rPr>
+        <w:rFonts w:ascii="Wingdings" w:hAnsi="Wingdings" w:hint="default"/>
+        <w:sz w:val="20"/>
+      </w:rPr>
+    </w:lvl>
+    <w:lvl w:ilvl="6" w:tentative="1">
+      <w:start w:val="1"/>
+      <w:numFmt w:val="bullet"/>
+      <w:lvlText w:val=""/>
+      <w:lvlJc w:val="left"/>
+      <w:pPr>
+        <w:tabs>
+          <w:tab w:val="num" w:pos="4680"/>
+        </w:tabs>
+        <w:ind w:left="4680" w:hanging="360"/>
+      </w:pPr>
+      <w:rPr>
+        <w:rFonts w:ascii="Wingdings" w:hAnsi="Wingdings" w:hint="default"/>
+        <w:sz w:val="20"/>
+      </w:rPr>
+    </w:lvl>
+    <w:lvl w:ilvl="7" w:tentative="1">
+      <w:start w:val="1"/>
+      <w:numFmt w:val="bullet"/>
+      <w:lvlText w:val=""/>
+      <w:lvlJc w:val="left"/>
+      <w:pPr>
+        <w:tabs>
+          <w:tab w:val="num" w:pos="5400"/>
+        </w:tabs>
+        <w:ind w:left="5400" w:hanging="360"/>
+      </w:pPr>
+      <w:rPr>
+        <w:rFonts w:ascii="Wingdings" w:hAnsi="Wingdings" w:hint="default"/>
+        <w:sz w:val="20"/>
+      </w:rPr>
+    </w:lvl>
+    <w:lvl w:ilvl="8" w:tentative="1">
+      <w:start w:val="1"/>
+      <w:numFmt w:val="bullet"/>
+      <w:lvlText w:val=""/>
+      <w:lvlJc w:val="left"/>
+      <w:pPr>
+        <w:tabs>
+          <w:tab w:val="num" w:pos="6120"/>
+        </w:tabs>
+        <w:ind w:left="6120" w:hanging="360"/>
+      </w:pPr>
+      <w:rPr>
+        <w:rFonts w:ascii="Wingdings" w:hAnsi="Wingdings" w:hint="default"/>
+        <w:sz w:val="20"/>
+      </w:rPr>
+    </w:lvl>
+  </w:abstractNum>
+  <w:abstractNum w:abstractNumId="13" w15:restartNumberingAfterBreak="0">
     <w:nsid w:val="57214445"/>
     <w:multiLevelType w:val="hybridMultilevel"/>
     <w:tmpl w:val="EC4A5388"/>
@@ -8240,7 +9169,7 @@
       </w:rPr>
     </w:lvl>
   </w:abstractNum>
-  <w:abstractNum w:abstractNumId="12" w15:restartNumberingAfterBreak="0">
+  <w:abstractNum w:abstractNumId="14" w15:restartNumberingAfterBreak="0">
     <w:nsid w:val="5C1B4B18"/>
     <w:multiLevelType w:val="hybridMultilevel"/>
     <w:tmpl w:val="0DAA9F6E"/>
@@ -8355,7 +9284,7 @@
       </w:rPr>
     </w:lvl>
   </w:abstractNum>
-  <w:abstractNum w:abstractNumId="13" w15:restartNumberingAfterBreak="0">
+  <w:abstractNum w:abstractNumId="15" w15:restartNumberingAfterBreak="0">
     <w:nsid w:val="62F2330C"/>
     <w:multiLevelType w:val="hybridMultilevel"/>
     <w:tmpl w:val="46FEF96A"/>
@@ -8470,7 +9399,7 @@
       </w:rPr>
     </w:lvl>
   </w:abstractNum>
-  <w:abstractNum w:abstractNumId="14" w15:restartNumberingAfterBreak="0">
+  <w:abstractNum w:abstractNumId="16" w15:restartNumberingAfterBreak="0">
     <w:nsid w:val="742031CB"/>
     <w:multiLevelType w:val="hybridMultilevel"/>
     <w:tmpl w:val="F056CE64"/>
@@ -8583,7 +9512,7 @@
       </w:rPr>
     </w:lvl>
   </w:abstractNum>
-  <w:abstractNum w:abstractNumId="15" w15:restartNumberingAfterBreak="0">
+  <w:abstractNum w:abstractNumId="17" w15:restartNumberingAfterBreak="0">
     <w:nsid w:val="78A102B4"/>
     <w:multiLevelType w:val="hybridMultilevel"/>
     <w:tmpl w:val="0C822100"/>
@@ -8697,31 +9626,31 @@
     </w:lvl>
   </w:abstractNum>
   <w:num w:numId="1" w16cid:durableId="1841693728">
+    <w:abstractNumId w:val="13"/>
+  </w:num>
+  <w:num w:numId="2" w16cid:durableId="1386950801">
     <w:abstractNumId w:val="11"/>
   </w:num>
-  <w:num w:numId="2" w16cid:durableId="1386950801">
-    <w:abstractNumId w:val="10"/>
-  </w:num>
   <w:num w:numId="3" w16cid:durableId="79184297">
-    <w:abstractNumId w:val="6"/>
+    <w:abstractNumId w:val="7"/>
   </w:num>
   <w:num w:numId="4" w16cid:durableId="1308820262">
+    <w:abstractNumId w:val="5"/>
+  </w:num>
+  <w:num w:numId="5" w16cid:durableId="120340666">
     <w:abstractNumId w:val="4"/>
   </w:num>
-  <w:num w:numId="5" w16cid:durableId="120340666">
-    <w:abstractNumId w:val="3"/>
-  </w:num>
   <w:num w:numId="6" w16cid:durableId="800732063">
-    <w:abstractNumId w:val="13"/>
+    <w:abstractNumId w:val="15"/>
   </w:num>
   <w:num w:numId="7" w16cid:durableId="619075481">
-    <w:abstractNumId w:val="8"/>
+    <w:abstractNumId w:val="9"/>
   </w:num>
   <w:num w:numId="8" w16cid:durableId="946154198">
-    <w:abstractNumId w:val="12"/>
+    <w:abstractNumId w:val="14"/>
   </w:num>
   <w:num w:numId="9" w16cid:durableId="868950015">
-    <w:abstractNumId w:val="5"/>
+    <w:abstractNumId w:val="6"/>
   </w:num>
   <w:num w:numId="10" w16cid:durableId="363822495">
     <w:abstractNumId w:val="1"/>
@@ -8733,16 +9662,22 @@
     <w:abstractNumId w:val="0"/>
   </w:num>
   <w:num w:numId="13" w16cid:durableId="1957983694">
-    <w:abstractNumId w:val="9"/>
+    <w:abstractNumId w:val="10"/>
   </w:num>
   <w:num w:numId="14" w16cid:durableId="384715827">
-    <w:abstractNumId w:val="14"/>
+    <w:abstractNumId w:val="16"/>
   </w:num>
   <w:num w:numId="15" w16cid:durableId="1878733893">
-    <w:abstractNumId w:val="15"/>
+    <w:abstractNumId w:val="17"/>
   </w:num>
   <w:num w:numId="16" w16cid:durableId="876311047">
-    <w:abstractNumId w:val="7"/>
+    <w:abstractNumId w:val="8"/>
+  </w:num>
+  <w:num w:numId="17" w16cid:durableId="2010785386">
+    <w:abstractNumId w:val="12"/>
+  </w:num>
+  <w:num w:numId="18" w16cid:durableId="924413092">
+    <w:abstractNumId w:val="3"/>
   </w:num>
 </w:numbering>
 </file>
@@ -9139,7 +10074,7 @@
     <w:lsdException w:name="Unresolved Mention" w:semiHidden="1" w:unhideWhenUsed="1"/>
     <w:lsdException w:name="Smart Link" w:semiHidden="1" w:unhideWhenUsed="1"/>
   </w:latentStyles>
-  <w:style w:type="paragraph" w:default="1" w:styleId="Normal">
+  <w:style w:type="paragraph" w:default="1" w:styleId="a">
     <w:name w:val="Normal"/>
     <w:qFormat/>
     <w:pPr>
@@ -9147,12 +10082,12 @@
       <w:jc w:val="both"/>
     </w:pPr>
   </w:style>
-  <w:style w:type="character" w:default="1" w:styleId="DefaultParagraphFont">
+  <w:style w:type="character" w:default="1" w:styleId="a0">
     <w:name w:val="Default Paragraph Font"/>
     <w:uiPriority w:val="1"/>
     <w:unhideWhenUsed/>
   </w:style>
-  <w:style w:type="table" w:default="1" w:styleId="TableNormal">
+  <w:style w:type="table" w:default="1" w:styleId="a1">
     <w:name w:val="Normal Table"/>
     <w:uiPriority w:val="99"/>
     <w:semiHidden/>
@@ -9167,15 +10102,15 @@
       </w:tblCellMar>
     </w:tblPr>
   </w:style>
-  <w:style w:type="numbering" w:default="1" w:styleId="NoList">
+  <w:style w:type="numbering" w:default="1" w:styleId="a2">
     <w:name w:val="No List"/>
     <w:uiPriority w:val="99"/>
     <w:semiHidden/>
     <w:unhideWhenUsed/>
   </w:style>
-  <w:style w:type="paragraph" w:styleId="ListParagraph">
+  <w:style w:type="paragraph" w:styleId="a3">
     <w:name w:val="List Paragraph"/>
-    <w:basedOn w:val="Normal"/>
+    <w:basedOn w:val="a"/>
     <w:uiPriority w:val="34"/>
     <w:qFormat/>
     <w:rsid w:val="00151A22"/>
@@ -9183,10 +10118,10 @@
       <w:ind w:firstLineChars="200" w:firstLine="420"/>
     </w:pPr>
   </w:style>
-  <w:style w:type="paragraph" w:styleId="Header">
+  <w:style w:type="paragraph" w:styleId="a4">
     <w:name w:val="header"/>
-    <w:basedOn w:val="Normal"/>
-    <w:link w:val="HeaderChar"/>
+    <w:basedOn w:val="a"/>
+    <w:link w:val="a5"/>
     <w:uiPriority w:val="99"/>
     <w:unhideWhenUsed/>
     <w:rsid w:val="001F0BD7"/>
@@ -9206,10 +10141,10 @@
       <w:szCs w:val="18"/>
     </w:rPr>
   </w:style>
-  <w:style w:type="character" w:customStyle="1" w:styleId="HeaderChar">
-    <w:name w:val="Header Char"/>
-    <w:basedOn w:val="DefaultParagraphFont"/>
-    <w:link w:val="Header"/>
+  <w:style w:type="character" w:customStyle="1" w:styleId="a5">
+    <w:name w:val="页眉 字符"/>
+    <w:basedOn w:val="a0"/>
+    <w:link w:val="a4"/>
     <w:uiPriority w:val="99"/>
     <w:rsid w:val="001F0BD7"/>
     <w:rPr>
@@ -9217,10 +10152,10 @@
       <w:szCs w:val="18"/>
     </w:rPr>
   </w:style>
-  <w:style w:type="paragraph" w:styleId="Footer">
+  <w:style w:type="paragraph" w:styleId="a6">
     <w:name w:val="footer"/>
-    <w:basedOn w:val="Normal"/>
-    <w:link w:val="FooterChar"/>
+    <w:basedOn w:val="a"/>
+    <w:link w:val="a7"/>
     <w:uiPriority w:val="99"/>
     <w:unhideWhenUsed/>
     <w:rsid w:val="001F0BD7"/>
@@ -9237,10 +10172,10 @@
       <w:szCs w:val="18"/>
     </w:rPr>
   </w:style>
-  <w:style w:type="character" w:customStyle="1" w:styleId="FooterChar">
-    <w:name w:val="Footer Char"/>
-    <w:basedOn w:val="DefaultParagraphFont"/>
-    <w:link w:val="Footer"/>
+  <w:style w:type="character" w:customStyle="1" w:styleId="a7">
+    <w:name w:val="页脚 字符"/>
+    <w:basedOn w:val="a0"/>
+    <w:link w:val="a6"/>
     <w:uiPriority w:val="99"/>
     <w:rsid w:val="001F0BD7"/>
     <w:rPr>
@@ -9250,7 +10185,7 @@
   </w:style>
   <w:style w:type="character" w:customStyle="1" w:styleId="fontstyle01">
     <w:name w:val="fontstyle01"/>
-    <w:basedOn w:val="DefaultParagraphFont"/>
+    <w:basedOn w:val="a0"/>
     <w:rsid w:val="00E55131"/>
     <w:rPr>
       <w:rFonts w:ascii="TimesNewRomanPS-BoldMT" w:hAnsi="TimesNewRomanPS-BoldMT" w:hint="default"/>
@@ -9263,9 +10198,9 @@
       <w:szCs w:val="22"/>
     </w:rPr>
   </w:style>
-  <w:style w:type="character" w:styleId="Hyperlink">
+  <w:style w:type="character" w:styleId="a8">
     <w:name w:val="Hyperlink"/>
-    <w:basedOn w:val="DefaultParagraphFont"/>
+    <w:basedOn w:val="a0"/>
     <w:uiPriority w:val="99"/>
     <w:unhideWhenUsed/>
     <w:rsid w:val="0010501B"/>
@@ -9274,9 +10209,9 @@
       <w:u w:val="single"/>
     </w:rPr>
   </w:style>
-  <w:style w:type="character" w:styleId="UnresolvedMention">
+  <w:style w:type="character" w:styleId="a9">
     <w:name w:val="Unresolved Mention"/>
-    <w:basedOn w:val="DefaultParagraphFont"/>
+    <w:basedOn w:val="a0"/>
     <w:uiPriority w:val="99"/>
     <w:semiHidden/>
     <w:unhideWhenUsed/>
@@ -9286,9 +10221,9 @@
       <w:shd w:val="clear" w:color="auto" w:fill="E1DFDD"/>
     </w:rPr>
   </w:style>
-  <w:style w:type="character" w:styleId="FollowedHyperlink">
+  <w:style w:type="character" w:styleId="aa">
     <w:name w:val="FollowedHyperlink"/>
-    <w:basedOn w:val="DefaultParagraphFont"/>
+    <w:basedOn w:val="a0"/>
     <w:uiPriority w:val="99"/>
     <w:semiHidden/>
     <w:unhideWhenUsed/>
